--- a/ex1/ex1.docx
+++ b/ex1/ex1.docx
@@ -1,16 +1,15 @@
 
 <file path=word/document.xml><?xml version="1.0" encoding="utf-8"?>
-<w:document xmlns:w="http://schemas.openxmlformats.org/wordprocessingml/2006/main" xmlns:v="urn:schemas-microsoft-com:vml" xmlns:o="urn:schemas-microsoft-com:office:office" xmlns:r="http://schemas.openxmlformats.org/officeDocument/2006/relationships">
+<w:document xmlns:wpc="http://schemas.microsoft.com/office/word/2010/wordprocessingCanvas" xmlns:cx="http://schemas.microsoft.com/office/drawing/2014/chartex" xmlns:cx1="http://schemas.microsoft.com/office/drawing/2015/9/8/chartex" xmlns:cx2="http://schemas.microsoft.com/office/drawing/2015/10/21/chartex" xmlns:cx3="http://schemas.microsoft.com/office/drawing/2016/5/9/chartex" xmlns:cx4="http://schemas.microsoft.com/office/drawing/2016/5/10/chartex" xmlns:cx5="http://schemas.microsoft.com/office/drawing/2016/5/11/chartex" xmlns:cx6="http://schemas.microsoft.com/office/drawing/2016/5/12/chartex" xmlns:cx7="http://schemas.microsoft.com/office/drawing/2016/5/13/chartex" xmlns:cx8="http://schemas.microsoft.com/office/drawing/2016/5/14/chartex" xmlns:mc="http://schemas.openxmlformats.org/markup-compatibility/2006" xmlns:aink="http://schemas.microsoft.com/office/drawing/2016/ink" xmlns:am3d="http://schemas.microsoft.com/office/drawing/2017/model3d" xmlns:o="urn:schemas-microsoft-com:office:office" xmlns:oel="http://schemas.microsoft.com/office/2019/extlst" xmlns:r="http://schemas.openxmlformats.org/officeDocument/2006/relationships" xmlns:m="http://schemas.openxmlformats.org/officeDocument/2006/math" xmlns:v="urn:schemas-microsoft-com:vml" xmlns:wp14="http://schemas.microsoft.com/office/word/2010/wordprocessingDrawing" xmlns:wp="http://schemas.openxmlformats.org/drawingml/2006/wordprocessingDrawing" xmlns:w10="urn:schemas-microsoft-com:office:word" xmlns:w="http://schemas.openxmlformats.org/wordprocessingml/2006/main" xmlns:w14="http://schemas.microsoft.com/office/word/2010/wordml" xmlns:w15="http://schemas.microsoft.com/office/word/2012/wordml" xmlns:w16cex="http://schemas.microsoft.com/office/word/2018/wordml/cex" xmlns:w16cid="http://schemas.microsoft.com/office/word/2016/wordml/cid" xmlns:w16="http://schemas.microsoft.com/office/word/2018/wordml" xmlns:w16du="http://schemas.microsoft.com/office/word/2023/wordml/word16du" xmlns:w16sdtdh="http://schemas.microsoft.com/office/word/2020/wordml/sdtdatahash" xmlns:w16sdtfl="http://schemas.microsoft.com/office/word/2024/wordml/sdtformatlock" xmlns:w16se="http://schemas.microsoft.com/office/word/2015/wordml/symex" xmlns:wpg="http://schemas.microsoft.com/office/word/2010/wordprocessingGroup" xmlns:wpi="http://schemas.microsoft.com/office/word/2010/wordprocessingInk" xmlns:wne="http://schemas.microsoft.com/office/word/2006/wordml" xmlns:wps="http://schemas.microsoft.com/office/word/2010/wordprocessingShape" mc:Ignorable="w14 w15 w16se w16cid w16 w16cex w16sdtdh w16sdtfl w16du wp14">
   <w:body>
     <w:p>
       <w:pPr>
         <w:spacing w:before="480" w:after="480" w:line="288" w:lineRule="auto"/>
-        <w:ind w:left="0"/>
-      </w:pPr>
-      <w:r>
-        <w:rPr>
-          <w:rFonts w:eastAsia="等线" w:ascii="Arial" w:cs="Arial" w:hAnsi="Arial"/>
-          <w:b w:val="true"/>
+      </w:pPr>
+      <w:r>
+        <w:rPr>
+          <w:rFonts w:ascii="Arial" w:eastAsia="DengXian" w:hAnsi="Arial" w:cs="Arial"/>
+          <w:b/>
           <w:sz w:val="52"/>
         </w:rPr>
         <w:t>ex1</w:t>
@@ -18,17 +17,14 @@
     </w:p>
     <w:p>
       <w:pPr>
-        <w:pStyle w:val="3"/>
         <w:spacing w:before="300" w:after="120" w:line="288" w:lineRule="auto"/>
-        <w:ind w:left="0"/>
-        <w:jc w:val="left"/>
         <w:outlineLvl w:val="2"/>
       </w:pPr>
-      <w:bookmarkStart w:name="heading_0" w:id="0"/>
-      <w:r>
-        <w:rPr>
-          <w:rFonts w:eastAsia="等线" w:ascii="Arial" w:cs="Arial" w:hAnsi="Arial"/>
-          <w:b w:val="true"/>
+      <w:bookmarkStart w:id="0" w:name="heading_0"/>
+      <w:r>
+        <w:rPr>
+          <w:rFonts w:ascii="Arial" w:eastAsia="DengXian" w:hAnsi="Arial" w:cs="Arial"/>
+          <w:b/>
           <w:sz w:val="30"/>
         </w:rPr>
         <w:t>I. Bảng Acceptance Criteria (AC) theo định dạng Given-When-Then</w:t>
@@ -38,11 +34,10 @@
     <w:p>
       <w:pPr>
         <w:spacing w:before="120" w:after="120" w:line="288" w:lineRule="auto"/>
-        <w:ind w:left="0"/>
-      </w:pPr>
-      <w:r>
-        <w:object>
-          <v:shapetype coordsize="21600,21600" filled="f" id="_x0000_t75" o:preferrelative="t" path="m@4@5l@4@11@9@11@9@5xe" stroked="f" o:spt="75.0">
+      </w:pPr>
+      <w:r>
+        <w:object w:dxaOrig="8280" w:dyaOrig="3940" w14:anchorId="1F64CB32">
+          <v:shapetype id="_x0000_t75" coordsize="21600,21600" o:spt="75" o:preferrelative="t" path="m@4@5l@4@11@9@11@9@5xe" filled="f" stroked="f">
             <v:stroke joinstyle="miter"/>
             <v:formulas>
               <v:f eqn="if lineDrawn pixelLineWidth 0"/>
@@ -58,26 +53,25 @@
               <v:f eqn="prod @7 21600 pixelHeight"/>
               <v:f eqn="sum @10 21600 0"/>
             </v:formulas>
-            <v:path gradientshapeok="t" o:connecttype="rect" o:extrusionok="f"/>
-            <o:lock aspectratio="t" v:ext="edit"/>
+            <v:path o:extrusionok="f" gradientshapeok="t" o:connecttype="rect"/>
+            <o:lock v:ext="edit" aspectratio="t"/>
           </v:shapetype>
-          <v:shape id="_x0000_i1025" style="width:414pt;height:197pt;mso-width-percent:0;mso-height-percent:0;mso-width-percent:0;mso-height-percent:0" type="#_x0000_t75" o:ole="">
-            <v:imagedata r:id="rId5" o:title=""/>
+          <v:shape id="_x0000_i1025" type="#_x0000_t75" style="width:414pt;height:196.8pt;mso-width-percent:0;mso-height-percent:0;mso-width-percent:0;mso-height-percent:0" o:ole="">
+            <v:imagedata r:id="rId7" o:title=""/>
           </v:shape>
-          <o:OLEObject DrawAspect="Icon" ObjectID="_1718471219" ProgID="Excel.Sheet.12" ShapeID="_x0000_i1025" Type="Embed" r:id="rId4"/>
+          <o:OLEObject Type="Embed" ProgID="Excel.Sheet.12" ShapeID="_x0000_i1025" DrawAspect="Icon" ObjectID="_1853303513" r:id="rId8"/>
         </w:object>
       </w:r>
     </w:p>
     <w:p>
       <w:pPr>
         <w:spacing w:after="120"/>
-        <w:ind w:left="0"/>
         <w:jc w:val="center"/>
       </w:pPr>
       <w:r>
         <w:rPr>
-          <w:rFonts w:eastAsia="等线" w:ascii="Arial" w:cs="Arial" w:hAnsi="Arial"/>
-          <w:b w:val="true"/>
+          <w:rFonts w:ascii="Arial" w:eastAsia="DengXian" w:hAnsi="Arial" w:cs="Arial"/>
+          <w:b/>
           <w:sz w:val="22"/>
         </w:rPr>
         <w:t>Click the image to view the sheet.</w:t>
@@ -85,17 +79,14 @@
     </w:p>
     <w:p>
       <w:pPr>
-        <w:pStyle w:val="3"/>
         <w:spacing w:before="300" w:after="120" w:line="288" w:lineRule="auto"/>
-        <w:ind w:left="0"/>
-        <w:jc w:val="left"/>
         <w:outlineLvl w:val="2"/>
       </w:pPr>
-      <w:bookmarkStart w:name="heading_1" w:id="1"/>
-      <w:r>
-        <w:rPr>
-          <w:rFonts w:eastAsia="等线" w:ascii="Arial" w:cs="Arial" w:hAnsi="Arial"/>
-          <w:b w:val="true"/>
+      <w:bookmarkStart w:id="1" w:name="heading_1"/>
+      <w:r>
+        <w:rPr>
+          <w:rFonts w:ascii="Arial" w:eastAsia="DengXian" w:hAnsi="Arial" w:cs="Arial"/>
+          <w:b/>
           <w:sz w:val="30"/>
         </w:rPr>
         <w:t>II. Danh sách "Câu hỏi làm rõ" (Clarifying Questions) gửi Product Owner</w:t>
@@ -105,23 +96,22 @@
     <w:p>
       <w:pPr>
         <w:numPr>
+          <w:ilvl w:val="0"/>
           <w:numId w:val="1"/>
         </w:numPr>
         <w:spacing w:before="120" w:after="120" w:line="288" w:lineRule="auto"/>
-        <w:ind w:left="0"/>
-        <w:jc w:val="left"/>
-      </w:pPr>
-      <w:r>
-        <w:rPr>
-          <w:rFonts w:eastAsia="等线" w:ascii="Arial" w:cs="Arial" w:hAnsi="Arial"/>
-          <w:b w:val="true"/>
+      </w:pPr>
+      <w:r>
+        <w:rPr>
+          <w:rFonts w:ascii="Arial" w:eastAsia="DengXian" w:hAnsi="Arial" w:cs="Arial"/>
+          <w:b/>
           <w:sz w:val="22"/>
         </w:rPr>
         <w:t>Cho Story 1 &amp; 2:</w:t>
       </w:r>
       <w:r>
         <w:rPr>
-          <w:rFonts w:eastAsia="等线" w:ascii="Arial" w:cs="Arial" w:hAnsi="Arial"/>
+          <w:rFonts w:ascii="Arial" w:eastAsia="DengXian" w:hAnsi="Arial" w:cs="Arial"/>
           <w:sz w:val="22"/>
         </w:rPr>
         <w:t xml:space="preserve"> Thời hạn giữ chỗ cố định là 48 giờ tính từ thời điểm nào? (Tính từ lúc hệ thống tạo đơn thành công hay tính từ lúc gửi thông báo đến độc giả?)</w:t>
@@ -130,23 +120,22 @@
     <w:p>
       <w:pPr>
         <w:numPr>
+          <w:ilvl w:val="0"/>
           <w:numId w:val="2"/>
         </w:numPr>
         <w:spacing w:before="120" w:after="120" w:line="288" w:lineRule="auto"/>
-        <w:ind w:left="0"/>
-        <w:jc w:val="left"/>
-      </w:pPr>
-      <w:r>
-        <w:rPr>
-          <w:rFonts w:eastAsia="等线" w:ascii="Arial" w:cs="Arial" w:hAnsi="Arial"/>
-          <w:b w:val="true"/>
+      </w:pPr>
+      <w:r>
+        <w:rPr>
+          <w:rFonts w:ascii="Arial" w:eastAsia="DengXian" w:hAnsi="Arial" w:cs="Arial"/>
+          <w:b/>
           <w:sz w:val="22"/>
         </w:rPr>
         <w:t>Cho Story 3:</w:t>
       </w:r>
       <w:r>
         <w:rPr>
-          <w:rFonts w:eastAsia="等线" w:ascii="Arial" w:cs="Arial" w:hAnsi="Arial"/>
+          <w:rFonts w:ascii="Arial" w:eastAsia="DengXian" w:hAnsi="Arial" w:cs="Arial"/>
           <w:sz w:val="22"/>
         </w:rPr>
         <w:t xml:space="preserve"> Giới hạn số lượng sách một độc giả được mượn cùng lúc cụ thể là bao nhiêu cuốn? (Quy định chung cho mọi độc giả hay phân loại theo hạng thành viên?)</w:t>
@@ -154,17 +143,14 @@
     </w:p>
     <w:p>
       <w:pPr>
-        <w:pStyle w:val="3"/>
         <w:spacing w:before="300" w:after="120" w:line="288" w:lineRule="auto"/>
-        <w:ind w:left="0"/>
-        <w:jc w:val="left"/>
         <w:outlineLvl w:val="2"/>
       </w:pPr>
-      <w:bookmarkStart w:name="heading_2" w:id="2"/>
-      <w:r>
-        <w:rPr>
-          <w:rFonts w:eastAsia="等线" w:ascii="Arial" w:cs="Arial" w:hAnsi="Arial"/>
-          <w:b w:val="true"/>
+      <w:bookmarkStart w:id="2" w:name="heading_2"/>
+      <w:r>
+        <w:rPr>
+          <w:rFonts w:ascii="Arial" w:eastAsia="DengXian" w:hAnsi="Arial" w:cs="Arial"/>
+          <w:b/>
           <w:sz w:val="30"/>
         </w:rPr>
         <w:t>III. Checklist Definition of Done (DoD) chung cho mọi Product Backlog Item</w:t>
@@ -174,23 +160,22 @@
     <w:p>
       <w:pPr>
         <w:numPr>
+          <w:ilvl w:val="0"/>
           <w:numId w:val="3"/>
         </w:numPr>
         <w:spacing w:before="120" w:after="120" w:line="288" w:lineRule="auto"/>
-        <w:ind w:left="0"/>
-        <w:jc w:val="left"/>
-      </w:pPr>
-      <w:r>
-        <w:rPr>
-          <w:rFonts w:eastAsia="等线" w:ascii="Arial" w:cs="Arial" w:hAnsi="Arial"/>
-          <w:b w:val="true"/>
+      </w:pPr>
+      <w:r>
+        <w:rPr>
+          <w:rFonts w:ascii="Arial" w:eastAsia="DengXian" w:hAnsi="Arial" w:cs="Arial"/>
+          <w:b/>
           <w:sz w:val="22"/>
         </w:rPr>
         <w:t>Tiêu chí 1:</w:t>
       </w:r>
       <w:r>
         <w:rPr>
-          <w:rFonts w:eastAsia="等线" w:ascii="Arial" w:cs="Arial" w:hAnsi="Arial"/>
+          <w:rFonts w:ascii="Arial" w:eastAsia="DengXian" w:hAnsi="Arial" w:cs="Arial"/>
           <w:sz w:val="22"/>
         </w:rPr>
         <w:t xml:space="preserve"> Code hoàn thiện và tuân thủ các quy chuẩn viết mã (coding conventions) của nhóm.</w:t>
@@ -199,73 +184,98 @@
     <w:p>
       <w:pPr>
         <w:numPr>
+          <w:ilvl w:val="0"/>
           <w:numId w:val="4"/>
         </w:numPr>
         <w:spacing w:before="120" w:after="120" w:line="288" w:lineRule="auto"/>
-        <w:ind w:left="0"/>
-        <w:jc w:val="left"/>
-      </w:pPr>
-      <w:r>
-        <w:rPr>
-          <w:rFonts w:eastAsia="等线" w:ascii="Arial" w:cs="Arial" w:hAnsi="Arial"/>
-          <w:b w:val="true"/>
+      </w:pPr>
+      <w:r>
+        <w:rPr>
+          <w:rFonts w:ascii="Arial" w:eastAsia="DengXian" w:hAnsi="Arial" w:cs="Arial"/>
+          <w:b/>
           <w:sz w:val="22"/>
         </w:rPr>
         <w:t>Tiêu chí 2:</w:t>
       </w:r>
       <w:r>
         <w:rPr>
-          <w:rFonts w:eastAsia="等线" w:ascii="Arial" w:cs="Arial" w:hAnsi="Arial"/>
-          <w:sz w:val="22"/>
-        </w:rPr>
-        <w:t xml:space="preserve"> Đã thực hiện Code Review và được ít nhất một thành viên khác trong nhóm phê duyệt.</w:t>
+          <w:rFonts w:ascii="Arial" w:eastAsia="DengXian" w:hAnsi="Arial" w:cs="Arial"/>
+          <w:sz w:val="22"/>
+        </w:rPr>
+        <w:t xml:space="preserve"> Đã thực hiện Code Review và được </w:t>
+      </w:r>
+      <w:r>
+        <w:rPr>
+          <w:rFonts w:ascii="Arial" w:eastAsia="DengXian" w:hAnsi="Arial" w:cs="Arial"/>
+          <w:sz w:val="22"/>
+        </w:rPr>
+        <w:t xml:space="preserve">leader </w:t>
+      </w:r>
+      <w:r>
+        <w:rPr>
+          <w:rFonts w:ascii="Arial" w:eastAsia="DengXian" w:hAnsi="Arial" w:cs="Arial"/>
+          <w:sz w:val="22"/>
+        </w:rPr>
+        <w:t>nhóm phê duyệt.</w:t>
       </w:r>
     </w:p>
     <w:p>
       <w:pPr>
         <w:numPr>
+          <w:ilvl w:val="0"/>
           <w:numId w:val="5"/>
         </w:numPr>
         <w:spacing w:before="120" w:after="120" w:line="288" w:lineRule="auto"/>
-        <w:ind w:left="0"/>
-        <w:jc w:val="left"/>
-      </w:pPr>
-      <w:r>
-        <w:rPr>
-          <w:rFonts w:eastAsia="等线" w:ascii="Arial" w:cs="Arial" w:hAnsi="Arial"/>
-          <w:b w:val="true"/>
+      </w:pPr>
+      <w:r>
+        <w:rPr>
+          <w:rFonts w:ascii="Arial" w:eastAsia="DengXian" w:hAnsi="Arial" w:cs="Arial"/>
+          <w:b/>
           <w:sz w:val="22"/>
         </w:rPr>
         <w:t>Tiêu chí 3:</w:t>
       </w:r>
       <w:r>
         <w:rPr>
-          <w:rFonts w:eastAsia="等线" w:ascii="Arial" w:cs="Arial" w:hAnsi="Arial"/>
-          <w:sz w:val="22"/>
-        </w:rPr>
-        <w:t xml:space="preserve"> Đã vượt qua các bài kiểm thử tự động (Unit Test / Integration Test) với tỷ lệ đạt yêu cầu.</w:t>
+          <w:rFonts w:ascii="Arial" w:eastAsia="DengXian" w:hAnsi="Arial" w:cs="Arial"/>
+          <w:sz w:val="22"/>
+        </w:rPr>
+        <w:t xml:space="preserve"> Đã vượt qua các bài kiểm thử</w:t>
+      </w:r>
+      <w:r>
+        <w:rPr>
+          <w:rFonts w:ascii="Arial" w:eastAsia="DengXian" w:hAnsi="Arial" w:cs="Arial"/>
+          <w:sz w:val="22"/>
+        </w:rPr>
+        <w:t xml:space="preserve"> của tester</w:t>
+      </w:r>
+      <w:r>
+        <w:rPr>
+          <w:rFonts w:ascii="Arial" w:eastAsia="DengXian" w:hAnsi="Arial" w:cs="Arial"/>
+          <w:sz w:val="22"/>
+        </w:rPr>
+        <w:t xml:space="preserve"> với tỷ lệ đạt yêu cầu.</w:t>
       </w:r>
     </w:p>
     <w:p>
       <w:pPr>
         <w:numPr>
+          <w:ilvl w:val="0"/>
           <w:numId w:val="6"/>
         </w:numPr>
         <w:spacing w:before="120" w:after="120" w:line="288" w:lineRule="auto"/>
-        <w:ind w:left="0"/>
-        <w:jc w:val="left"/>
-      </w:pPr>
-      <w:r>
-        <w:rPr>
-          <w:rFonts w:eastAsia="等线" w:ascii="Arial" w:cs="Arial" w:hAnsi="Arial"/>
-          <w:b w:val="true"/>
+      </w:pPr>
+      <w:r>
+        <w:rPr>
+          <w:rFonts w:ascii="Arial" w:eastAsia="DengXian" w:hAnsi="Arial" w:cs="Arial"/>
+          <w:b/>
           <w:sz w:val="22"/>
         </w:rPr>
         <w:t>Tiêu chí 4:</w:t>
       </w:r>
       <w:r>
         <w:rPr>
-          <w:rFonts w:eastAsia="等线" w:ascii="Arial" w:cs="Arial" w:hAnsi="Arial"/>
+          <w:rFonts w:ascii="Arial" w:eastAsia="DengXian" w:hAnsi="Arial" w:cs="Arial"/>
           <w:sz w:val="22"/>
         </w:rPr>
         <w:t xml:space="preserve"> Đã được QA kiểm thử thủ công đạt các tiêu chí chấp nhận (AC) và không còn lỗi nghiêm trọng (bugs).</w:t>
@@ -274,23 +284,22 @@
     <w:p>
       <w:pPr>
         <w:numPr>
+          <w:ilvl w:val="0"/>
           <w:numId w:val="7"/>
         </w:numPr>
         <w:spacing w:before="120" w:after="120" w:line="288" w:lineRule="auto"/>
-        <w:ind w:left="0"/>
-        <w:jc w:val="left"/>
-      </w:pPr>
-      <w:r>
-        <w:rPr>
-          <w:rFonts w:eastAsia="等线" w:ascii="Arial" w:cs="Arial" w:hAnsi="Arial"/>
-          <w:b w:val="true"/>
+      </w:pPr>
+      <w:r>
+        <w:rPr>
+          <w:rFonts w:ascii="Arial" w:eastAsia="DengXian" w:hAnsi="Arial" w:cs="Arial"/>
+          <w:b/>
           <w:sz w:val="22"/>
         </w:rPr>
         <w:t>Tiêu chí 5:</w:t>
       </w:r>
       <w:r>
         <w:rPr>
-          <w:rFonts w:eastAsia="等线" w:ascii="Arial" w:cs="Arial" w:hAnsi="Arial"/>
+          <w:rFonts w:ascii="Arial" w:eastAsia="DengXian" w:hAnsi="Arial" w:cs="Arial"/>
           <w:sz w:val="22"/>
         </w:rPr>
         <w:t xml:space="preserve"> Đã được triển khai thành công lên môi trường thử nghiệm (Staging environment) để Product Owner nghiệm thu.</w:t>
@@ -298,19 +307,17 @@
     </w:p>
     <w:p>
       <w:pPr>
-        <w:pStyle w:val="3"/>
         <w:spacing w:before="300" w:after="120" w:line="288" w:lineRule="auto"/>
-        <w:ind w:left="0"/>
-        <w:jc w:val="left"/>
         <w:outlineLvl w:val="2"/>
       </w:pPr>
-      <w:bookmarkStart w:name="heading_3" w:id="3"/>
-      <w:r>
-        <w:rPr>
-          <w:rFonts w:eastAsia="等线" w:ascii="Arial" w:cs="Arial" w:hAnsi="Arial"/>
-          <w:b w:val="true"/>
+      <w:bookmarkStart w:id="3" w:name="heading_3"/>
+      <w:r>
+        <w:rPr>
+          <w:rFonts w:ascii="Arial" w:eastAsia="DengXian" w:hAnsi="Arial" w:cs="Arial"/>
+          <w:b/>
           <w:sz w:val="30"/>
         </w:rPr>
+        <w:lastRenderedPageBreak/>
         <w:t>IV. Trả lời câu hỏi tình huống</w:t>
       </w:r>
       <w:bookmarkEnd w:id="3"/>
@@ -318,23 +325,22 @@
     <w:p>
       <w:pPr>
         <w:numPr>
+          <w:ilvl w:val="0"/>
           <w:numId w:val="8"/>
         </w:numPr>
         <w:spacing w:before="120" w:after="120" w:line="288" w:lineRule="auto"/>
-        <w:ind w:left="0"/>
-        <w:jc w:val="left"/>
-      </w:pPr>
-      <w:r>
-        <w:rPr>
-          <w:rFonts w:eastAsia="等线" w:ascii="Arial" w:cs="Arial" w:hAnsi="Arial"/>
-          <w:b w:val="true"/>
+      </w:pPr>
+      <w:r>
+        <w:rPr>
+          <w:rFonts w:ascii="Arial" w:eastAsia="DengXian" w:hAnsi="Arial" w:cs="Arial"/>
+          <w:b/>
           <w:sz w:val="22"/>
         </w:rPr>
         <w:t>Câu hỏi:</w:t>
       </w:r>
       <w:r>
         <w:rPr>
-          <w:rFonts w:eastAsia="等线" w:ascii="Arial" w:cs="Arial" w:hAnsi="Arial"/>
+          <w:rFonts w:ascii="Arial" w:eastAsia="DengXian" w:hAnsi="Arial" w:cs="Arial"/>
           <w:sz w:val="22"/>
         </w:rPr>
         <w:t xml:space="preserve"> Story 1 đã đạt đủ các AC bạn viết, nhưng code chưa được review theo DoD của nhóm. Story 1 đã được coi là Done chưa? Vì sao?</w:t>
@@ -343,203 +349,1383 @@
     <w:p>
       <w:pPr>
         <w:numPr>
+          <w:ilvl w:val="0"/>
           <w:numId w:val="9"/>
         </w:numPr>
         <w:spacing w:before="120" w:after="120" w:line="288" w:lineRule="auto"/>
-        <w:ind w:left="0"/>
-        <w:jc w:val="left"/>
-      </w:pPr>
-      <w:r>
-        <w:rPr>
-          <w:rFonts w:eastAsia="等线" w:ascii="Arial" w:cs="Arial" w:hAnsi="Arial"/>
-          <w:b w:val="true"/>
+      </w:pPr>
+      <w:r>
+        <w:rPr>
+          <w:rFonts w:ascii="Arial" w:eastAsia="DengXian" w:hAnsi="Arial" w:cs="Arial"/>
+          <w:b/>
           <w:sz w:val="22"/>
         </w:rPr>
         <w:t>Trả lời:</w:t>
       </w:r>
       <w:r>
         <w:rPr>
-          <w:rFonts w:eastAsia="等线" w:ascii="Arial" w:cs="Arial" w:hAnsi="Arial"/>
+          <w:rFonts w:ascii="Arial" w:eastAsia="DengXian" w:hAnsi="Arial" w:cs="Arial"/>
           <w:sz w:val="22"/>
         </w:rPr>
         <w:t xml:space="preserve"> </w:t>
       </w:r>
       <w:r>
         <w:rPr>
-          <w:rFonts w:eastAsia="等线" w:ascii="Arial" w:cs="Arial" w:hAnsi="Arial"/>
-          <w:b w:val="true"/>
+          <w:rFonts w:ascii="Arial" w:eastAsia="DengXian" w:hAnsi="Arial" w:cs="Arial"/>
+          <w:b/>
           <w:sz w:val="22"/>
         </w:rPr>
         <w:t>Chưa.</w:t>
       </w:r>
       <w:r>
         <w:rPr>
-          <w:rFonts w:eastAsia="等线" w:ascii="Arial" w:cs="Arial" w:hAnsi="Arial"/>
+          <w:rFonts w:ascii="Arial" w:eastAsia="DengXian" w:hAnsi="Arial" w:cs="Arial"/>
           <w:sz w:val="22"/>
         </w:rPr>
         <w:t xml:space="preserve"> Vì theo định nghĩa Definition of Done (DoD), một hạng mục chỉ được công nhận là hoàn thành (Done) khi thỏa mãn </w:t>
       </w:r>
       <w:r>
         <w:rPr>
-          <w:rFonts w:eastAsia="等线" w:ascii="Arial" w:cs="Arial" w:hAnsi="Arial"/>
-          <w:b w:val="true"/>
+          <w:rFonts w:ascii="Arial" w:eastAsia="DengXian" w:hAnsi="Arial" w:cs="Arial"/>
+          <w:b/>
           <w:sz w:val="22"/>
         </w:rPr>
         <w:t>tất cả</w:t>
       </w:r>
       <w:r>
         <w:rPr>
-          <w:rFonts w:eastAsia="等线" w:ascii="Arial" w:cs="Arial" w:hAnsi="Arial"/>
+          <w:rFonts w:ascii="Arial" w:eastAsia="DengXian" w:hAnsi="Arial" w:cs="Arial"/>
           <w:sz w:val="22"/>
         </w:rPr>
         <w:t xml:space="preserve"> các tiêu chí trong DoD chung của nhóm (trong đó bắt buộc phải qua bước Code Review và kiểm thử). Do chưa được code review, công việc của Story 1 vẫn chưa đáp ứng trọn vẹn cam kết chất lượng.</w:t>
       </w:r>
     </w:p>
     <w:sectPr>
-      <w:footerReference w:type="default" r:id="rId3"/>
-      <w:headerReference w:type="default" r:id="rId7"/>
-      <w:pgSz w:orient="portrait" w:h="16840" w:w="11905"/>
+      <w:headerReference w:type="default" r:id="rId9"/>
+      <w:footerReference w:type="default" r:id="rId10"/>
+      <w:pgSz w:w="11905" w:h="16840"/>
+      <w:pgMar w:top="1440" w:right="1440" w:bottom="1440" w:left="1440" w:header="720" w:footer="720" w:gutter="0"/>
+      <w:cols w:space="720"/>
     </w:sectPr>
   </w:body>
 </w:document>
 </file>
 
+<file path=word/endnotes.xml><?xml version="1.0" encoding="utf-8"?>
+<w:endnotes xmlns:wpc="http://schemas.microsoft.com/office/word/2010/wordprocessingCanvas" xmlns:cx="http://schemas.microsoft.com/office/drawing/2014/chartex" xmlns:cx1="http://schemas.microsoft.com/office/drawing/2015/9/8/chartex" xmlns:cx2="http://schemas.microsoft.com/office/drawing/2015/10/21/chartex" xmlns:cx3="http://schemas.microsoft.com/office/drawing/2016/5/9/chartex" xmlns:cx4="http://schemas.microsoft.com/office/drawing/2016/5/10/chartex" xmlns:cx5="http://schemas.microsoft.com/office/drawing/2016/5/11/chartex" xmlns:cx6="http://schemas.microsoft.com/office/drawing/2016/5/12/chartex" xmlns:cx7="http://schemas.microsoft.com/office/drawing/2016/5/13/chartex" xmlns:cx8="http://schemas.microsoft.com/office/drawing/2016/5/14/chartex" xmlns:mc="http://schemas.openxmlformats.org/markup-compatibility/2006" xmlns:aink="http://schemas.microsoft.com/office/drawing/2016/ink" xmlns:am3d="http://schemas.microsoft.com/office/drawing/2017/model3d" xmlns:o="urn:schemas-microsoft-com:office:office" xmlns:oel="http://schemas.microsoft.com/office/2019/extlst" xmlns:r="http://schemas.openxmlformats.org/officeDocument/2006/relationships" xmlns:m="http://schemas.openxmlformats.org/officeDocument/2006/math" xmlns:v="urn:schemas-microsoft-com:vml" xmlns:wp14="http://schemas.microsoft.com/office/word/2010/wordprocessingDrawing" xmlns:wp="http://schemas.openxmlformats.org/drawingml/2006/wordprocessingDrawing" xmlns:w10="urn:schemas-microsoft-com:office:word" xmlns:w="http://schemas.openxmlformats.org/wordprocessingml/2006/main" xmlns:w14="http://schemas.microsoft.com/office/word/2010/wordml" xmlns:w15="http://schemas.microsoft.com/office/word/2012/wordml" xmlns:w16cex="http://schemas.microsoft.com/office/word/2018/wordml/cex" xmlns:w16cid="http://schemas.microsoft.com/office/word/2016/wordml/cid" xmlns:w16="http://schemas.microsoft.com/office/word/2018/wordml" xmlns:w16du="http://schemas.microsoft.com/office/word/2023/wordml/word16du" xmlns:w16sdtdh="http://schemas.microsoft.com/office/word/2020/wordml/sdtdatahash" xmlns:w16sdtfl="http://schemas.microsoft.com/office/word/2024/wordml/sdtformatlock" xmlns:w16se="http://schemas.microsoft.com/office/word/2015/wordml/symex" xmlns:wpg="http://schemas.microsoft.com/office/word/2010/wordprocessingGroup" xmlns:wpi="http://schemas.microsoft.com/office/word/2010/wordprocessingInk" xmlns:wne="http://schemas.microsoft.com/office/word/2006/wordml" xmlns:wps="http://schemas.microsoft.com/office/word/2010/wordprocessingShape" mc:Ignorable="w14 w15 w16se w16cid w16 w16cex w16sdtdh w16sdtfl w16du wp14">
+  <w:endnote w:type="separator" w:id="-1">
+    <w:p>
+      <w:pPr>
+        <w:spacing w:after="0" w:line="240" w:lineRule="auto"/>
+      </w:pPr>
+      <w:r>
+        <w:separator/>
+      </w:r>
+    </w:p>
+  </w:endnote>
+  <w:endnote w:type="continuationSeparator" w:id="0">
+    <w:p>
+      <w:pPr>
+        <w:spacing w:after="0" w:line="240" w:lineRule="auto"/>
+      </w:pPr>
+      <w:r>
+        <w:continuationSeparator/>
+      </w:r>
+    </w:p>
+  </w:endnote>
+</w:endnotes>
+</file>
+
 <file path=word/footer1.xml><?xml version="1.0" encoding="utf-8"?>
-<w:ftr xmlns:w="http://schemas.openxmlformats.org/wordprocessingml/2006/main">
+<w:ftr xmlns:wpc="http://schemas.microsoft.com/office/word/2010/wordprocessingCanvas" xmlns:cx="http://schemas.microsoft.com/office/drawing/2014/chartex" xmlns:cx1="http://schemas.microsoft.com/office/drawing/2015/9/8/chartex" xmlns:cx2="http://schemas.microsoft.com/office/drawing/2015/10/21/chartex" xmlns:cx3="http://schemas.microsoft.com/office/drawing/2016/5/9/chartex" xmlns:cx4="http://schemas.microsoft.com/office/drawing/2016/5/10/chartex" xmlns:cx5="http://schemas.microsoft.com/office/drawing/2016/5/11/chartex" xmlns:cx6="http://schemas.microsoft.com/office/drawing/2016/5/12/chartex" xmlns:cx7="http://schemas.microsoft.com/office/drawing/2016/5/13/chartex" xmlns:cx8="http://schemas.microsoft.com/office/drawing/2016/5/14/chartex" xmlns:mc="http://schemas.openxmlformats.org/markup-compatibility/2006" xmlns:aink="http://schemas.microsoft.com/office/drawing/2016/ink" xmlns:am3d="http://schemas.microsoft.com/office/drawing/2017/model3d" xmlns:o="urn:schemas-microsoft-com:office:office" xmlns:oel="http://schemas.microsoft.com/office/2019/extlst" xmlns:r="http://schemas.openxmlformats.org/officeDocument/2006/relationships" xmlns:m="http://schemas.openxmlformats.org/officeDocument/2006/math" xmlns:v="urn:schemas-microsoft-com:vml" xmlns:wp14="http://schemas.microsoft.com/office/word/2010/wordprocessingDrawing" xmlns:wp="http://schemas.openxmlformats.org/drawingml/2006/wordprocessingDrawing" xmlns:w10="urn:schemas-microsoft-com:office:word" xmlns:w="http://schemas.openxmlformats.org/wordprocessingml/2006/main" xmlns:w14="http://schemas.microsoft.com/office/word/2010/wordml" xmlns:w15="http://schemas.microsoft.com/office/word/2012/wordml" xmlns:w16cex="http://schemas.microsoft.com/office/word/2018/wordml/cex" xmlns:w16cid="http://schemas.microsoft.com/office/word/2016/wordml/cid" xmlns:w16="http://schemas.microsoft.com/office/word/2018/wordml" xmlns:w16du="http://schemas.microsoft.com/office/word/2023/wordml/word16du" xmlns:w16sdtdh="http://schemas.microsoft.com/office/word/2020/wordml/sdtdatahash" xmlns:w16sdtfl="http://schemas.microsoft.com/office/word/2024/wordml/sdtformatlock" xmlns:w16se="http://schemas.microsoft.com/office/word/2015/wordml/symex" xmlns:wpg="http://schemas.microsoft.com/office/word/2010/wordprocessingGroup" xmlns:wpi="http://schemas.microsoft.com/office/word/2010/wordprocessingInk" xmlns:wne="http://schemas.microsoft.com/office/word/2006/wordml" xmlns:wps="http://schemas.microsoft.com/office/word/2010/wordprocessingShape" mc:Ignorable="w14 w15 w16se w16cid w16 w16cex w16sdtdh w16sdtfl w16du wp14">
   <w:p/>
 </w:ftr>
 </file>
 
+<file path=word/footnotes.xml><?xml version="1.0" encoding="utf-8"?>
+<w:footnotes xmlns:wpc="http://schemas.microsoft.com/office/word/2010/wordprocessingCanvas" xmlns:cx="http://schemas.microsoft.com/office/drawing/2014/chartex" xmlns:cx1="http://schemas.microsoft.com/office/drawing/2015/9/8/chartex" xmlns:cx2="http://schemas.microsoft.com/office/drawing/2015/10/21/chartex" xmlns:cx3="http://schemas.microsoft.com/office/drawing/2016/5/9/chartex" xmlns:cx4="http://schemas.microsoft.com/office/drawing/2016/5/10/chartex" xmlns:cx5="http://schemas.microsoft.com/office/drawing/2016/5/11/chartex" xmlns:cx6="http://schemas.microsoft.com/office/drawing/2016/5/12/chartex" xmlns:cx7="http://schemas.microsoft.com/office/drawing/2016/5/13/chartex" xmlns:cx8="http://schemas.microsoft.com/office/drawing/2016/5/14/chartex" xmlns:mc="http://schemas.openxmlformats.org/markup-compatibility/2006" xmlns:aink="http://schemas.microsoft.com/office/drawing/2016/ink" xmlns:am3d="http://schemas.microsoft.com/office/drawing/2017/model3d" xmlns:o="urn:schemas-microsoft-com:office:office" xmlns:oel="http://schemas.microsoft.com/office/2019/extlst" xmlns:r="http://schemas.openxmlformats.org/officeDocument/2006/relationships" xmlns:m="http://schemas.openxmlformats.org/officeDocument/2006/math" xmlns:v="urn:schemas-microsoft-com:vml" xmlns:wp14="http://schemas.microsoft.com/office/word/2010/wordprocessingDrawing" xmlns:wp="http://schemas.openxmlformats.org/drawingml/2006/wordprocessingDrawing" xmlns:w10="urn:schemas-microsoft-com:office:word" xmlns:w="http://schemas.openxmlformats.org/wordprocessingml/2006/main" xmlns:w14="http://schemas.microsoft.com/office/word/2010/wordml" xmlns:w15="http://schemas.microsoft.com/office/word/2012/wordml" xmlns:w16cex="http://schemas.microsoft.com/office/word/2018/wordml/cex" xmlns:w16cid="http://schemas.microsoft.com/office/word/2016/wordml/cid" xmlns:w16="http://schemas.microsoft.com/office/word/2018/wordml" xmlns:w16du="http://schemas.microsoft.com/office/word/2023/wordml/word16du" xmlns:w16sdtdh="http://schemas.microsoft.com/office/word/2020/wordml/sdtdatahash" xmlns:w16sdtfl="http://schemas.microsoft.com/office/word/2024/wordml/sdtformatlock" xmlns:w16se="http://schemas.microsoft.com/office/word/2015/wordml/symex" xmlns:wpg="http://schemas.microsoft.com/office/word/2010/wordprocessingGroup" xmlns:wpi="http://schemas.microsoft.com/office/word/2010/wordprocessingInk" xmlns:wne="http://schemas.microsoft.com/office/word/2006/wordml" xmlns:wps="http://schemas.microsoft.com/office/word/2010/wordprocessingShape" mc:Ignorable="w14 w15 w16se w16cid w16 w16cex w16sdtdh w16sdtfl w16du wp14">
+  <w:footnote w:type="separator" w:id="-1">
+    <w:p>
+      <w:pPr>
+        <w:spacing w:after="0" w:line="240" w:lineRule="auto"/>
+      </w:pPr>
+      <w:r>
+        <w:separator/>
+      </w:r>
+    </w:p>
+  </w:footnote>
+  <w:footnote w:type="continuationSeparator" w:id="0">
+    <w:p>
+      <w:pPr>
+        <w:spacing w:after="0" w:line="240" w:lineRule="auto"/>
+      </w:pPr>
+      <w:r>
+        <w:continuationSeparator/>
+      </w:r>
+    </w:p>
+  </w:footnote>
+</w:footnotes>
+</file>
+
 <file path=word/header1.xml><?xml version="1.0" encoding="utf-8"?>
-<w:hdr xmlns:w="http://schemas.openxmlformats.org/wordprocessingml/2006/main">
+<w:hdr xmlns:wpc="http://schemas.microsoft.com/office/word/2010/wordprocessingCanvas" xmlns:cx="http://schemas.microsoft.com/office/drawing/2014/chartex" xmlns:cx1="http://schemas.microsoft.com/office/drawing/2015/9/8/chartex" xmlns:cx2="http://schemas.microsoft.com/office/drawing/2015/10/21/chartex" xmlns:cx3="http://schemas.microsoft.com/office/drawing/2016/5/9/chartex" xmlns:cx4="http://schemas.microsoft.com/office/drawing/2016/5/10/chartex" xmlns:cx5="http://schemas.microsoft.com/office/drawing/2016/5/11/chartex" xmlns:cx6="http://schemas.microsoft.com/office/drawing/2016/5/12/chartex" xmlns:cx7="http://schemas.microsoft.com/office/drawing/2016/5/13/chartex" xmlns:cx8="http://schemas.microsoft.com/office/drawing/2016/5/14/chartex" xmlns:mc="http://schemas.openxmlformats.org/markup-compatibility/2006" xmlns:aink="http://schemas.microsoft.com/office/drawing/2016/ink" xmlns:am3d="http://schemas.microsoft.com/office/drawing/2017/model3d" xmlns:o="urn:schemas-microsoft-com:office:office" xmlns:oel="http://schemas.microsoft.com/office/2019/extlst" xmlns:r="http://schemas.openxmlformats.org/officeDocument/2006/relationships" xmlns:m="http://schemas.openxmlformats.org/officeDocument/2006/math" xmlns:v="urn:schemas-microsoft-com:vml" xmlns:wp14="http://schemas.microsoft.com/office/word/2010/wordprocessingDrawing" xmlns:wp="http://schemas.openxmlformats.org/drawingml/2006/wordprocessingDrawing" xmlns:w10="urn:schemas-microsoft-com:office:word" xmlns:w="http://schemas.openxmlformats.org/wordprocessingml/2006/main" xmlns:w14="http://schemas.microsoft.com/office/word/2010/wordml" xmlns:w15="http://schemas.microsoft.com/office/word/2012/wordml" xmlns:w16cex="http://schemas.microsoft.com/office/word/2018/wordml/cex" xmlns:w16cid="http://schemas.microsoft.com/office/word/2016/wordml/cid" xmlns:w16="http://schemas.microsoft.com/office/word/2018/wordml" xmlns:w16du="http://schemas.microsoft.com/office/word/2023/wordml/word16du" xmlns:w16sdtdh="http://schemas.microsoft.com/office/word/2020/wordml/sdtdatahash" xmlns:w16sdtfl="http://schemas.microsoft.com/office/word/2024/wordml/sdtformatlock" xmlns:w16se="http://schemas.microsoft.com/office/word/2015/wordml/symex" xmlns:wpg="http://schemas.microsoft.com/office/word/2010/wordprocessingGroup" xmlns:wpi="http://schemas.microsoft.com/office/word/2010/wordprocessingInk" xmlns:wne="http://schemas.microsoft.com/office/word/2006/wordml" xmlns:wps="http://schemas.microsoft.com/office/word/2010/wordprocessingShape" mc:Ignorable="w14 w15 w16se w16cid w16 w16cex w16sdtdh w16sdtfl w16du wp14">
   <w:p/>
 </w:hdr>
 </file>
 
 <file path=word/numbering.xml><?xml version="1.0" encoding="utf-8"?>
-<w:numbering xmlns:w="http://schemas.openxmlformats.org/wordprocessingml/2006/main">
-  <w:abstractNum w:abstractNumId="229957">
-    <w:lvl>
+<w:numbering xmlns:wpc="http://schemas.microsoft.com/office/word/2010/wordprocessingCanvas" xmlns:cx="http://schemas.microsoft.com/office/drawing/2014/chartex" xmlns:cx1="http://schemas.microsoft.com/office/drawing/2015/9/8/chartex" xmlns:cx2="http://schemas.microsoft.com/office/drawing/2015/10/21/chartex" xmlns:cx3="http://schemas.microsoft.com/office/drawing/2016/5/9/chartex" xmlns:cx4="http://schemas.microsoft.com/office/drawing/2016/5/10/chartex" xmlns:cx5="http://schemas.microsoft.com/office/drawing/2016/5/11/chartex" xmlns:cx6="http://schemas.microsoft.com/office/drawing/2016/5/12/chartex" xmlns:cx7="http://schemas.microsoft.com/office/drawing/2016/5/13/chartex" xmlns:cx8="http://schemas.microsoft.com/office/drawing/2016/5/14/chartex" xmlns:mc="http://schemas.openxmlformats.org/markup-compatibility/2006" xmlns:aink="http://schemas.microsoft.com/office/drawing/2016/ink" xmlns:am3d="http://schemas.microsoft.com/office/drawing/2017/model3d" xmlns:o="urn:schemas-microsoft-com:office:office" xmlns:oel="http://schemas.microsoft.com/office/2019/extlst" xmlns:r="http://schemas.openxmlformats.org/officeDocument/2006/relationships" xmlns:m="http://schemas.openxmlformats.org/officeDocument/2006/math" xmlns:v="urn:schemas-microsoft-com:vml" xmlns:wp14="http://schemas.microsoft.com/office/word/2010/wordprocessingDrawing" xmlns:wp="http://schemas.openxmlformats.org/drawingml/2006/wordprocessingDrawing" xmlns:w10="urn:schemas-microsoft-com:office:word" xmlns:w="http://schemas.openxmlformats.org/wordprocessingml/2006/main" xmlns:w14="http://schemas.microsoft.com/office/word/2010/wordml" xmlns:w15="http://schemas.microsoft.com/office/word/2012/wordml" xmlns:w16cex="http://schemas.microsoft.com/office/word/2018/wordml/cex" xmlns:w16cid="http://schemas.microsoft.com/office/word/2016/wordml/cid" xmlns:w16="http://schemas.microsoft.com/office/word/2018/wordml" xmlns:w16du="http://schemas.microsoft.com/office/word/2023/wordml/word16du" xmlns:w16sdtdh="http://schemas.microsoft.com/office/word/2020/wordml/sdtdatahash" xmlns:w16sdtfl="http://schemas.microsoft.com/office/word/2024/wordml/sdtformatlock" xmlns:w16se="http://schemas.microsoft.com/office/word/2015/wordml/symex" xmlns:wpg="http://schemas.microsoft.com/office/word/2010/wordprocessingGroup" xmlns:wpi="http://schemas.microsoft.com/office/word/2010/wordprocessingInk" xmlns:wne="http://schemas.microsoft.com/office/word/2006/wordml" xmlns:wps="http://schemas.microsoft.com/office/word/2010/wordprocessingShape" mc:Ignorable="w14 w15 w16se w16cid w16 w16cex w16sdtdh w16sdtfl w16du wp14">
+  <w:abstractNum w:abstractNumId="0" w15:restartNumberingAfterBreak="0">
+    <w:nsid w:val="08A268F5"/>
+    <w:multiLevelType w:val="multilevel"/>
+    <w:tmpl w:val="93B8939E"/>
+    <w:lvl w:ilvl="0">
+      <w:numFmt w:val="bullet"/>
+      <w:lvlText w:val="•"/>
+      <w:lvlJc w:val="left"/>
+      <w:rPr>
+        <w:color w:val="3370FF"/>
+      </w:rPr>
+    </w:lvl>
+    <w:lvl w:ilvl="1">
+      <w:numFmt w:val="decimal"/>
+      <w:lvlText w:val=""/>
+      <w:lvlJc w:val="left"/>
+    </w:lvl>
+    <w:lvl w:ilvl="2">
+      <w:numFmt w:val="decimal"/>
+      <w:lvlText w:val=""/>
+      <w:lvlJc w:val="left"/>
+    </w:lvl>
+    <w:lvl w:ilvl="3">
+      <w:numFmt w:val="decimal"/>
+      <w:lvlText w:val=""/>
+      <w:lvlJc w:val="left"/>
+    </w:lvl>
+    <w:lvl w:ilvl="4">
+      <w:numFmt w:val="decimal"/>
+      <w:lvlText w:val=""/>
+      <w:lvlJc w:val="left"/>
+    </w:lvl>
+    <w:lvl w:ilvl="5">
+      <w:numFmt w:val="decimal"/>
+      <w:lvlText w:val=""/>
+      <w:lvlJc w:val="left"/>
+    </w:lvl>
+    <w:lvl w:ilvl="6">
+      <w:numFmt w:val="decimal"/>
+      <w:lvlText w:val=""/>
+      <w:lvlJc w:val="left"/>
+    </w:lvl>
+    <w:lvl w:ilvl="7">
+      <w:numFmt w:val="decimal"/>
+      <w:lvlText w:val=""/>
+      <w:lvlJc w:val="left"/>
+    </w:lvl>
+    <w:lvl w:ilvl="8">
+      <w:numFmt w:val="decimal"/>
+      <w:lvlText w:val=""/>
+      <w:lvlJc w:val="left"/>
+    </w:lvl>
+  </w:abstractNum>
+  <w:abstractNum w:abstractNumId="1" w15:restartNumberingAfterBreak="0">
+    <w:nsid w:val="1D480A6F"/>
+    <w:multiLevelType w:val="multilevel"/>
+    <w:tmpl w:val="D1483C2E"/>
+    <w:lvl w:ilvl="0">
+      <w:numFmt w:val="bullet"/>
+      <w:lvlText w:val="•"/>
+      <w:lvlJc w:val="left"/>
+      <w:rPr>
+        <w:color w:val="3370FF"/>
+      </w:rPr>
+    </w:lvl>
+    <w:lvl w:ilvl="1">
+      <w:numFmt w:val="decimal"/>
+      <w:lvlText w:val=""/>
+      <w:lvlJc w:val="left"/>
+    </w:lvl>
+    <w:lvl w:ilvl="2">
+      <w:numFmt w:val="decimal"/>
+      <w:lvlText w:val=""/>
+      <w:lvlJc w:val="left"/>
+    </w:lvl>
+    <w:lvl w:ilvl="3">
+      <w:numFmt w:val="decimal"/>
+      <w:lvlText w:val=""/>
+      <w:lvlJc w:val="left"/>
+    </w:lvl>
+    <w:lvl w:ilvl="4">
+      <w:numFmt w:val="decimal"/>
+      <w:lvlText w:val=""/>
+      <w:lvlJc w:val="left"/>
+    </w:lvl>
+    <w:lvl w:ilvl="5">
+      <w:numFmt w:val="decimal"/>
+      <w:lvlText w:val=""/>
+      <w:lvlJc w:val="left"/>
+    </w:lvl>
+    <w:lvl w:ilvl="6">
+      <w:numFmt w:val="decimal"/>
+      <w:lvlText w:val=""/>
+      <w:lvlJc w:val="left"/>
+    </w:lvl>
+    <w:lvl w:ilvl="7">
+      <w:numFmt w:val="decimal"/>
+      <w:lvlText w:val=""/>
+      <w:lvlJc w:val="left"/>
+    </w:lvl>
+    <w:lvl w:ilvl="8">
+      <w:numFmt w:val="decimal"/>
+      <w:lvlText w:val=""/>
+      <w:lvlJc w:val="left"/>
+    </w:lvl>
+  </w:abstractNum>
+  <w:abstractNum w:abstractNumId="2" w15:restartNumberingAfterBreak="0">
+    <w:nsid w:val="21590771"/>
+    <w:multiLevelType w:val="multilevel"/>
+    <w:tmpl w:val="6DCED100"/>
+    <w:lvl w:ilvl="0">
+      <w:start w:val="2"/>
+      <w:numFmt w:val="decimal"/>
+      <w:lvlText w:val="%1."/>
+      <w:lvlJc w:val="left"/>
+      <w:rPr>
+        <w:color w:val="3370FF"/>
+      </w:rPr>
+    </w:lvl>
+    <w:lvl w:ilvl="1">
+      <w:numFmt w:val="decimal"/>
+      <w:lvlText w:val=""/>
+      <w:lvlJc w:val="left"/>
+    </w:lvl>
+    <w:lvl w:ilvl="2">
+      <w:numFmt w:val="decimal"/>
+      <w:lvlText w:val=""/>
+      <w:lvlJc w:val="left"/>
+    </w:lvl>
+    <w:lvl w:ilvl="3">
+      <w:numFmt w:val="decimal"/>
+      <w:lvlText w:val=""/>
+      <w:lvlJc w:val="left"/>
+    </w:lvl>
+    <w:lvl w:ilvl="4">
+      <w:numFmt w:val="decimal"/>
+      <w:lvlText w:val=""/>
+      <w:lvlJc w:val="left"/>
+    </w:lvl>
+    <w:lvl w:ilvl="5">
+      <w:numFmt w:val="decimal"/>
+      <w:lvlText w:val=""/>
+      <w:lvlJc w:val="left"/>
+    </w:lvl>
+    <w:lvl w:ilvl="6">
+      <w:numFmt w:val="decimal"/>
+      <w:lvlText w:val=""/>
+      <w:lvlJc w:val="left"/>
+    </w:lvl>
+    <w:lvl w:ilvl="7">
+      <w:numFmt w:val="decimal"/>
+      <w:lvlText w:val=""/>
+      <w:lvlJc w:val="left"/>
+    </w:lvl>
+    <w:lvl w:ilvl="8">
+      <w:numFmt w:val="decimal"/>
+      <w:lvlText w:val=""/>
+      <w:lvlJc w:val="left"/>
+    </w:lvl>
+  </w:abstractNum>
+  <w:abstractNum w:abstractNumId="3" w15:restartNumberingAfterBreak="0">
+    <w:nsid w:val="22537ED0"/>
+    <w:multiLevelType w:val="multilevel"/>
+    <w:tmpl w:val="C128CA48"/>
+    <w:lvl w:ilvl="0">
       <w:start w:val="1"/>
       <w:numFmt w:val="decimal"/>
-      <w:suff w:val="tab"/>
       <w:lvlText w:val="%1."/>
+      <w:lvlJc w:val="left"/>
       <w:rPr>
-        <w:color w:val="3370ff"/>
+        <w:color w:val="3370FF"/>
       </w:rPr>
     </w:lvl>
+    <w:lvl w:ilvl="1">
+      <w:numFmt w:val="decimal"/>
+      <w:lvlText w:val=""/>
+      <w:lvlJc w:val="left"/>
+    </w:lvl>
+    <w:lvl w:ilvl="2">
+      <w:numFmt w:val="decimal"/>
+      <w:lvlText w:val=""/>
+      <w:lvlJc w:val="left"/>
+    </w:lvl>
+    <w:lvl w:ilvl="3">
+      <w:numFmt w:val="decimal"/>
+      <w:lvlText w:val=""/>
+      <w:lvlJc w:val="left"/>
+    </w:lvl>
+    <w:lvl w:ilvl="4">
+      <w:numFmt w:val="decimal"/>
+      <w:lvlText w:val=""/>
+      <w:lvlJc w:val="left"/>
+    </w:lvl>
+    <w:lvl w:ilvl="5">
+      <w:numFmt w:val="decimal"/>
+      <w:lvlText w:val=""/>
+      <w:lvlJc w:val="left"/>
+    </w:lvl>
+    <w:lvl w:ilvl="6">
+      <w:numFmt w:val="decimal"/>
+      <w:lvlText w:val=""/>
+      <w:lvlJc w:val="left"/>
+    </w:lvl>
+    <w:lvl w:ilvl="7">
+      <w:numFmt w:val="decimal"/>
+      <w:lvlText w:val=""/>
+      <w:lvlJc w:val="left"/>
+    </w:lvl>
+    <w:lvl w:ilvl="8">
+      <w:numFmt w:val="decimal"/>
+      <w:lvlText w:val=""/>
+      <w:lvlJc w:val="left"/>
+    </w:lvl>
   </w:abstractNum>
-  <w:abstractNum w:abstractNumId="229958">
-    <w:lvl>
-      <w:start w:val="2"/>
-      <w:numFmt w:val="decimal"/>
-      <w:suff w:val="tab"/>
-      <w:lvlText w:val="%1."/>
+  <w:abstractNum w:abstractNumId="4" w15:restartNumberingAfterBreak="0">
+    <w:nsid w:val="25FB58B5"/>
+    <w:multiLevelType w:val="multilevel"/>
+    <w:tmpl w:val="B1B2ACD2"/>
+    <w:lvl w:ilvl="0">
+      <w:numFmt w:val="bullet"/>
+      <w:lvlText w:val="•"/>
+      <w:lvlJc w:val="left"/>
       <w:rPr>
-        <w:color w:val="3370ff"/>
+        <w:color w:val="3370FF"/>
       </w:rPr>
     </w:lvl>
+    <w:lvl w:ilvl="1">
+      <w:numFmt w:val="decimal"/>
+      <w:lvlText w:val=""/>
+      <w:lvlJc w:val="left"/>
+    </w:lvl>
+    <w:lvl w:ilvl="2">
+      <w:numFmt w:val="decimal"/>
+      <w:lvlText w:val=""/>
+      <w:lvlJc w:val="left"/>
+    </w:lvl>
+    <w:lvl w:ilvl="3">
+      <w:numFmt w:val="decimal"/>
+      <w:lvlText w:val=""/>
+      <w:lvlJc w:val="left"/>
+    </w:lvl>
+    <w:lvl w:ilvl="4">
+      <w:numFmt w:val="decimal"/>
+      <w:lvlText w:val=""/>
+      <w:lvlJc w:val="left"/>
+    </w:lvl>
+    <w:lvl w:ilvl="5">
+      <w:numFmt w:val="decimal"/>
+      <w:lvlText w:val=""/>
+      <w:lvlJc w:val="left"/>
+    </w:lvl>
+    <w:lvl w:ilvl="6">
+      <w:numFmt w:val="decimal"/>
+      <w:lvlText w:val=""/>
+      <w:lvlJc w:val="left"/>
+    </w:lvl>
+    <w:lvl w:ilvl="7">
+      <w:numFmt w:val="decimal"/>
+      <w:lvlText w:val=""/>
+      <w:lvlJc w:val="left"/>
+    </w:lvl>
+    <w:lvl w:ilvl="8">
+      <w:numFmt w:val="decimal"/>
+      <w:lvlText w:val=""/>
+      <w:lvlJc w:val="left"/>
+    </w:lvl>
   </w:abstractNum>
-  <w:abstractNum w:abstractNumId="229959">
-    <w:lvl>
+  <w:abstractNum w:abstractNumId="5" w15:restartNumberingAfterBreak="0">
+    <w:nsid w:val="41F932DA"/>
+    <w:multiLevelType w:val="multilevel"/>
+    <w:tmpl w:val="0010AE34"/>
+    <w:lvl w:ilvl="0">
       <w:numFmt w:val="bullet"/>
-      <w:suff w:val="tab"/>
       <w:lvlText w:val="•"/>
+      <w:lvlJc w:val="left"/>
       <w:rPr>
-        <w:color w:val="3370ff"/>
+        <w:color w:val="3370FF"/>
       </w:rPr>
     </w:lvl>
+    <w:lvl w:ilvl="1">
+      <w:numFmt w:val="decimal"/>
+      <w:lvlText w:val=""/>
+      <w:lvlJc w:val="left"/>
+    </w:lvl>
+    <w:lvl w:ilvl="2">
+      <w:numFmt w:val="decimal"/>
+      <w:lvlText w:val=""/>
+      <w:lvlJc w:val="left"/>
+    </w:lvl>
+    <w:lvl w:ilvl="3">
+      <w:numFmt w:val="decimal"/>
+      <w:lvlText w:val=""/>
+      <w:lvlJc w:val="left"/>
+    </w:lvl>
+    <w:lvl w:ilvl="4">
+      <w:numFmt w:val="decimal"/>
+      <w:lvlText w:val=""/>
+      <w:lvlJc w:val="left"/>
+    </w:lvl>
+    <w:lvl w:ilvl="5">
+      <w:numFmt w:val="decimal"/>
+      <w:lvlText w:val=""/>
+      <w:lvlJc w:val="left"/>
+    </w:lvl>
+    <w:lvl w:ilvl="6">
+      <w:numFmt w:val="decimal"/>
+      <w:lvlText w:val=""/>
+      <w:lvlJc w:val="left"/>
+    </w:lvl>
+    <w:lvl w:ilvl="7">
+      <w:numFmt w:val="decimal"/>
+      <w:lvlText w:val=""/>
+      <w:lvlJc w:val="left"/>
+    </w:lvl>
+    <w:lvl w:ilvl="8">
+      <w:numFmt w:val="decimal"/>
+      <w:lvlText w:val=""/>
+      <w:lvlJc w:val="left"/>
+    </w:lvl>
   </w:abstractNum>
-  <w:abstractNum w:abstractNumId="229960">
-    <w:lvl>
+  <w:abstractNum w:abstractNumId="6" w15:restartNumberingAfterBreak="0">
+    <w:nsid w:val="4B565CE4"/>
+    <w:multiLevelType w:val="multilevel"/>
+    <w:tmpl w:val="C1346F46"/>
+    <w:lvl w:ilvl="0">
       <w:numFmt w:val="bullet"/>
-      <w:suff w:val="tab"/>
       <w:lvlText w:val="•"/>
+      <w:lvlJc w:val="left"/>
       <w:rPr>
-        <w:color w:val="3370ff"/>
+        <w:color w:val="3370FF"/>
       </w:rPr>
     </w:lvl>
+    <w:lvl w:ilvl="1">
+      <w:numFmt w:val="decimal"/>
+      <w:lvlText w:val=""/>
+      <w:lvlJc w:val="left"/>
+    </w:lvl>
+    <w:lvl w:ilvl="2">
+      <w:numFmt w:val="decimal"/>
+      <w:lvlText w:val=""/>
+      <w:lvlJc w:val="left"/>
+    </w:lvl>
+    <w:lvl w:ilvl="3">
+      <w:numFmt w:val="decimal"/>
+      <w:lvlText w:val=""/>
+      <w:lvlJc w:val="left"/>
+    </w:lvl>
+    <w:lvl w:ilvl="4">
+      <w:numFmt w:val="decimal"/>
+      <w:lvlText w:val=""/>
+      <w:lvlJc w:val="left"/>
+    </w:lvl>
+    <w:lvl w:ilvl="5">
+      <w:numFmt w:val="decimal"/>
+      <w:lvlText w:val=""/>
+      <w:lvlJc w:val="left"/>
+    </w:lvl>
+    <w:lvl w:ilvl="6">
+      <w:numFmt w:val="decimal"/>
+      <w:lvlText w:val=""/>
+      <w:lvlJc w:val="left"/>
+    </w:lvl>
+    <w:lvl w:ilvl="7">
+      <w:numFmt w:val="decimal"/>
+      <w:lvlText w:val=""/>
+      <w:lvlJc w:val="left"/>
+    </w:lvl>
+    <w:lvl w:ilvl="8">
+      <w:numFmt w:val="decimal"/>
+      <w:lvlText w:val=""/>
+      <w:lvlJc w:val="left"/>
+    </w:lvl>
   </w:abstractNum>
-  <w:abstractNum w:abstractNumId="229961">
-    <w:lvl>
+  <w:abstractNum w:abstractNumId="7" w15:restartNumberingAfterBreak="0">
+    <w:nsid w:val="4D766BDE"/>
+    <w:multiLevelType w:val="multilevel"/>
+    <w:tmpl w:val="EF4CBE8A"/>
+    <w:lvl w:ilvl="0">
       <w:numFmt w:val="bullet"/>
-      <w:suff w:val="tab"/>
       <w:lvlText w:val="•"/>
+      <w:lvlJc w:val="left"/>
       <w:rPr>
-        <w:color w:val="3370ff"/>
+        <w:color w:val="3370FF"/>
       </w:rPr>
     </w:lvl>
+    <w:lvl w:ilvl="1">
+      <w:numFmt w:val="decimal"/>
+      <w:lvlText w:val=""/>
+      <w:lvlJc w:val="left"/>
+    </w:lvl>
+    <w:lvl w:ilvl="2">
+      <w:numFmt w:val="decimal"/>
+      <w:lvlText w:val=""/>
+      <w:lvlJc w:val="left"/>
+    </w:lvl>
+    <w:lvl w:ilvl="3">
+      <w:numFmt w:val="decimal"/>
+      <w:lvlText w:val=""/>
+      <w:lvlJc w:val="left"/>
+    </w:lvl>
+    <w:lvl w:ilvl="4">
+      <w:numFmt w:val="decimal"/>
+      <w:lvlText w:val=""/>
+      <w:lvlJc w:val="left"/>
+    </w:lvl>
+    <w:lvl w:ilvl="5">
+      <w:numFmt w:val="decimal"/>
+      <w:lvlText w:val=""/>
+      <w:lvlJc w:val="left"/>
+    </w:lvl>
+    <w:lvl w:ilvl="6">
+      <w:numFmt w:val="decimal"/>
+      <w:lvlText w:val=""/>
+      <w:lvlJc w:val="left"/>
+    </w:lvl>
+    <w:lvl w:ilvl="7">
+      <w:numFmt w:val="decimal"/>
+      <w:lvlText w:val=""/>
+      <w:lvlJc w:val="left"/>
+    </w:lvl>
+    <w:lvl w:ilvl="8">
+      <w:numFmt w:val="decimal"/>
+      <w:lvlText w:val=""/>
+      <w:lvlJc w:val="left"/>
+    </w:lvl>
   </w:abstractNum>
-  <w:abstractNum w:abstractNumId="229962">
-    <w:lvl>
+  <w:abstractNum w:abstractNumId="8" w15:restartNumberingAfterBreak="0">
+    <w:nsid w:val="64CE0D40"/>
+    <w:multiLevelType w:val="multilevel"/>
+    <w:tmpl w:val="0DB2B8CC"/>
+    <w:lvl w:ilvl="0">
       <w:numFmt w:val="bullet"/>
-      <w:suff w:val="tab"/>
       <w:lvlText w:val="•"/>
+      <w:lvlJc w:val="left"/>
       <w:rPr>
-        <w:color w:val="3370ff"/>
+        <w:color w:val="3370FF"/>
       </w:rPr>
     </w:lvl>
+    <w:lvl w:ilvl="1">
+      <w:numFmt w:val="decimal"/>
+      <w:lvlText w:val=""/>
+      <w:lvlJc w:val="left"/>
+    </w:lvl>
+    <w:lvl w:ilvl="2">
+      <w:numFmt w:val="decimal"/>
+      <w:lvlText w:val=""/>
+      <w:lvlJc w:val="left"/>
+    </w:lvl>
+    <w:lvl w:ilvl="3">
+      <w:numFmt w:val="decimal"/>
+      <w:lvlText w:val=""/>
+      <w:lvlJc w:val="left"/>
+    </w:lvl>
+    <w:lvl w:ilvl="4">
+      <w:numFmt w:val="decimal"/>
+      <w:lvlText w:val=""/>
+      <w:lvlJc w:val="left"/>
+    </w:lvl>
+    <w:lvl w:ilvl="5">
+      <w:numFmt w:val="decimal"/>
+      <w:lvlText w:val=""/>
+      <w:lvlJc w:val="left"/>
+    </w:lvl>
+    <w:lvl w:ilvl="6">
+      <w:numFmt w:val="decimal"/>
+      <w:lvlText w:val=""/>
+      <w:lvlJc w:val="left"/>
+    </w:lvl>
+    <w:lvl w:ilvl="7">
+      <w:numFmt w:val="decimal"/>
+      <w:lvlText w:val=""/>
+      <w:lvlJc w:val="left"/>
+    </w:lvl>
+    <w:lvl w:ilvl="8">
+      <w:numFmt w:val="decimal"/>
+      <w:lvlText w:val=""/>
+      <w:lvlJc w:val="left"/>
+    </w:lvl>
   </w:abstractNum>
-  <w:abstractNum w:abstractNumId="229963">
-    <w:lvl>
-      <w:numFmt w:val="bullet"/>
-      <w:suff w:val="tab"/>
-      <w:lvlText w:val="•"/>
-      <w:rPr>
-        <w:color w:val="3370ff"/>
-      </w:rPr>
-    </w:lvl>
-  </w:abstractNum>
-  <w:abstractNum w:abstractNumId="229964">
-    <w:lvl>
-      <w:numFmt w:val="bullet"/>
-      <w:suff w:val="tab"/>
-      <w:lvlText w:val="•"/>
-      <w:rPr>
-        <w:color w:val="3370ff"/>
-      </w:rPr>
-    </w:lvl>
-  </w:abstractNum>
-  <w:abstractNum w:abstractNumId="229965">
-    <w:lvl>
-      <w:numFmt w:val="bullet"/>
-      <w:suff w:val="tab"/>
-      <w:lvlText w:val="•"/>
-      <w:rPr>
-        <w:color w:val="3370ff"/>
-      </w:rPr>
-    </w:lvl>
-  </w:abstractNum>
-  <w:num w:numId="1">
-    <w:abstractNumId w:val="229957"/>
+  <w:num w:numId="1" w16cid:durableId="2076050528">
+    <w:abstractNumId w:val="3"/>
   </w:num>
-  <w:num w:numId="2">
-    <w:abstractNumId w:val="229958"/>
+  <w:num w:numId="2" w16cid:durableId="288244627">
+    <w:abstractNumId w:val="2"/>
   </w:num>
-  <w:num w:numId="3">
-    <w:abstractNumId w:val="229959"/>
+  <w:num w:numId="3" w16cid:durableId="1931154159">
+    <w:abstractNumId w:val="1"/>
   </w:num>
-  <w:num w:numId="4">
-    <w:abstractNumId w:val="229960"/>
+  <w:num w:numId="4" w16cid:durableId="118957172">
+    <w:abstractNumId w:val="6"/>
   </w:num>
-  <w:num w:numId="5">
-    <w:abstractNumId w:val="229961"/>
+  <w:num w:numId="5" w16cid:durableId="1049842357">
+    <w:abstractNumId w:val="8"/>
   </w:num>
-  <w:num w:numId="6">
-    <w:abstractNumId w:val="229962"/>
+  <w:num w:numId="6" w16cid:durableId="1185510591">
+    <w:abstractNumId w:val="7"/>
   </w:num>
-  <w:num w:numId="7">
-    <w:abstractNumId w:val="229963"/>
+  <w:num w:numId="7" w16cid:durableId="1692300945">
+    <w:abstractNumId w:val="5"/>
   </w:num>
-  <w:num w:numId="8">
-    <w:abstractNumId w:val="229964"/>
+  <w:num w:numId="8" w16cid:durableId="1612081021">
+    <w:abstractNumId w:val="0"/>
   </w:num>
-  <w:num w:numId="9">
-    <w:abstractNumId w:val="229965"/>
+  <w:num w:numId="9" w16cid:durableId="940181518">
+    <w:abstractNumId w:val="4"/>
   </w:num>
 </w:numbering>
 </file>
 
 <file path=word/styles.xml><?xml version="1.0" encoding="utf-8"?>
-<w:styles xmlns:w="http://schemas.openxmlformats.org/wordprocessingml/2006/main"/>
+<w:styles xmlns:mc="http://schemas.openxmlformats.org/markup-compatibility/2006" xmlns:r="http://schemas.openxmlformats.org/officeDocument/2006/relationships" xmlns:w="http://schemas.openxmlformats.org/wordprocessingml/2006/main" xmlns:w14="http://schemas.microsoft.com/office/word/2010/wordml" xmlns:w15="http://schemas.microsoft.com/office/word/2012/wordml" xmlns:w16cex="http://schemas.microsoft.com/office/word/2018/wordml/cex" xmlns:w16cid="http://schemas.microsoft.com/office/word/2016/wordml/cid" xmlns:w16="http://schemas.microsoft.com/office/word/2018/wordml" xmlns:w16du="http://schemas.microsoft.com/office/word/2023/wordml/word16du" xmlns:w16sdtdh="http://schemas.microsoft.com/office/word/2020/wordml/sdtdatahash" xmlns:w16sdtfl="http://schemas.microsoft.com/office/word/2024/wordml/sdtformatlock" xmlns:w16se="http://schemas.microsoft.com/office/word/2015/wordml/symex" mc:Ignorable="w14 w15 w16se w16cid w16 w16cex w16sdtdh w16sdtfl w16du">
+  <w:docDefaults>
+    <w:rPrDefault>
+      <w:rPr>
+        <w:rFonts w:asciiTheme="minorHAnsi" w:eastAsiaTheme="minorEastAsia" w:hAnsiTheme="minorHAnsi" w:cstheme="minorBidi"/>
+        <w:kern w:val="2"/>
+        <w:sz w:val="24"/>
+        <w:szCs w:val="24"/>
+        <w:lang w:val="vi-VN" w:eastAsia="vi-VN" w:bidi="ar-SA"/>
+        <w14:ligatures w14:val="standardContextual"/>
+      </w:rPr>
+    </w:rPrDefault>
+    <w:pPrDefault>
+      <w:pPr>
+        <w:spacing w:after="160" w:line="278" w:lineRule="auto"/>
+      </w:pPr>
+    </w:pPrDefault>
+  </w:docDefaults>
+  <w:latentStyles w:defLockedState="0" w:defUIPriority="99" w:defSemiHidden="0" w:defUnhideWhenUsed="0" w:defQFormat="0" w:count="376">
+    <w:lsdException w:name="Normal" w:uiPriority="0" w:qFormat="1"/>
+    <w:lsdException w:name="heading 1" w:uiPriority="9" w:qFormat="1"/>
+    <w:lsdException w:name="heading 2" w:semiHidden="1" w:uiPriority="9" w:unhideWhenUsed="1" w:qFormat="1"/>
+    <w:lsdException w:name="heading 3" w:semiHidden="1" w:uiPriority="9" w:unhideWhenUsed="1" w:qFormat="1"/>
+    <w:lsdException w:name="heading 4" w:semiHidden="1" w:uiPriority="9" w:unhideWhenUsed="1" w:qFormat="1"/>
+    <w:lsdException w:name="heading 5" w:semiHidden="1" w:uiPriority="9" w:unhideWhenUsed="1" w:qFormat="1"/>
+    <w:lsdException w:name="heading 6" w:semiHidden="1" w:uiPriority="9" w:unhideWhenUsed="1" w:qFormat="1"/>
+    <w:lsdException w:name="heading 7" w:semiHidden="1" w:uiPriority="9" w:unhideWhenUsed="1" w:qFormat="1"/>
+    <w:lsdException w:name="heading 8" w:semiHidden="1" w:uiPriority="9" w:unhideWhenUsed="1" w:qFormat="1"/>
+    <w:lsdException w:name="heading 9" w:semiHidden="1" w:uiPriority="9" w:unhideWhenUsed="1" w:qFormat="1"/>
+    <w:lsdException w:name="index 1" w:semiHidden="1" w:unhideWhenUsed="1"/>
+    <w:lsdException w:name="index 2" w:semiHidden="1" w:unhideWhenUsed="1"/>
+    <w:lsdException w:name="index 3" w:semiHidden="1" w:unhideWhenUsed="1"/>
+    <w:lsdException w:name="index 4" w:semiHidden="1" w:unhideWhenUsed="1"/>
+    <w:lsdException w:name="index 5" w:semiHidden="1" w:unhideWhenUsed="1"/>
+    <w:lsdException w:name="index 6" w:semiHidden="1" w:unhideWhenUsed="1"/>
+    <w:lsdException w:name="index 7" w:semiHidden="1" w:unhideWhenUsed="1"/>
+    <w:lsdException w:name="index 8" w:semiHidden="1" w:unhideWhenUsed="1"/>
+    <w:lsdException w:name="index 9" w:semiHidden="1" w:unhideWhenUsed="1"/>
+    <w:lsdException w:name="toc 1" w:semiHidden="1" w:uiPriority="39" w:unhideWhenUsed="1"/>
+    <w:lsdException w:name="toc 2" w:semiHidden="1" w:uiPriority="39" w:unhideWhenUsed="1"/>
+    <w:lsdException w:name="toc 3" w:semiHidden="1" w:uiPriority="39" w:unhideWhenUsed="1"/>
+    <w:lsdException w:name="toc 4" w:semiHidden="1" w:uiPriority="39" w:unhideWhenUsed="1"/>
+    <w:lsdException w:name="toc 5" w:semiHidden="1" w:uiPriority="39" w:unhideWhenUsed="1"/>
+    <w:lsdException w:name="toc 6" w:semiHidden="1" w:uiPriority="39" w:unhideWhenUsed="1"/>
+    <w:lsdException w:name="toc 7" w:semiHidden="1" w:uiPriority="39" w:unhideWhenUsed="1"/>
+    <w:lsdException w:name="toc 8" w:semiHidden="1" w:uiPriority="39" w:unhideWhenUsed="1"/>
+    <w:lsdException w:name="toc 9" w:semiHidden="1" w:uiPriority="39" w:unhideWhenUsed="1"/>
+    <w:lsdException w:name="Normal Indent" w:semiHidden="1" w:unhideWhenUsed="1"/>
+    <w:lsdException w:name="footnote text" w:semiHidden="1" w:unhideWhenUsed="1"/>
+    <w:lsdException w:name="annotation text" w:semiHidden="1" w:unhideWhenUsed="1"/>
+    <w:lsdException w:name="header" w:semiHidden="1" w:unhideWhenUsed="1"/>
+    <w:lsdException w:name="footer" w:semiHidden="1" w:unhideWhenUsed="1"/>
+    <w:lsdException w:name="index heading" w:semiHidden="1" w:unhideWhenUsed="1"/>
+    <w:lsdException w:name="caption" w:semiHidden="1" w:uiPriority="35" w:unhideWhenUsed="1" w:qFormat="1"/>
+    <w:lsdException w:name="table of figures" w:semiHidden="1" w:unhideWhenUsed="1"/>
+    <w:lsdException w:name="envelope address" w:semiHidden="1" w:unhideWhenUsed="1"/>
+    <w:lsdException w:name="envelope return" w:semiHidden="1" w:unhideWhenUsed="1"/>
+    <w:lsdException w:name="footnote reference" w:semiHidden="1" w:unhideWhenUsed="1"/>
+    <w:lsdException w:name="annotation reference" w:semiHidden="1" w:unhideWhenUsed="1"/>
+    <w:lsdException w:name="line number" w:semiHidden="1" w:unhideWhenUsed="1"/>
+    <w:lsdException w:name="page number" w:semiHidden="1" w:unhideWhenUsed="1"/>
+    <w:lsdException w:name="endnote reference" w:semiHidden="1" w:unhideWhenUsed="1"/>
+    <w:lsdException w:name="endnote text" w:semiHidden="1" w:unhideWhenUsed="1"/>
+    <w:lsdException w:name="table of authorities" w:semiHidden="1" w:unhideWhenUsed="1"/>
+    <w:lsdException w:name="macro" w:semiHidden="1" w:unhideWhenUsed="1"/>
+    <w:lsdException w:name="toa heading" w:semiHidden="1" w:unhideWhenUsed="1"/>
+    <w:lsdException w:name="List" w:semiHidden="1" w:unhideWhenUsed="1"/>
+    <w:lsdException w:name="List Bullet" w:semiHidden="1" w:unhideWhenUsed="1"/>
+    <w:lsdException w:name="List Number" w:semiHidden="1" w:unhideWhenUsed="1"/>
+    <w:lsdException w:name="List 2" w:semiHidden="1" w:unhideWhenUsed="1"/>
+    <w:lsdException w:name="List 3" w:semiHidden="1" w:unhideWhenUsed="1"/>
+    <w:lsdException w:name="List 4" w:semiHidden="1" w:unhideWhenUsed="1"/>
+    <w:lsdException w:name="List 5" w:semiHidden="1" w:unhideWhenUsed="1"/>
+    <w:lsdException w:name="List Bullet 2" w:semiHidden="1" w:unhideWhenUsed="1"/>
+    <w:lsdException w:name="List Bullet 3" w:semiHidden="1" w:unhideWhenUsed="1"/>
+    <w:lsdException w:name="List Bullet 4" w:semiHidden="1" w:unhideWhenUsed="1"/>
+    <w:lsdException w:name="List Bullet 5" w:semiHidden="1" w:unhideWhenUsed="1"/>
+    <w:lsdException w:name="List Number 2" w:semiHidden="1" w:unhideWhenUsed="1"/>
+    <w:lsdException w:name="List Number 3" w:semiHidden="1" w:unhideWhenUsed="1"/>
+    <w:lsdException w:name="List Number 4" w:semiHidden="1" w:unhideWhenUsed="1"/>
+    <w:lsdException w:name="List Number 5" w:semiHidden="1" w:unhideWhenUsed="1"/>
+    <w:lsdException w:name="Title" w:uiPriority="10" w:qFormat="1"/>
+    <w:lsdException w:name="Closing" w:semiHidden="1" w:unhideWhenUsed="1"/>
+    <w:lsdException w:name="Signature" w:semiHidden="1" w:unhideWhenUsed="1"/>
+    <w:lsdException w:name="Default Paragraph Font" w:semiHidden="1" w:uiPriority="1" w:unhideWhenUsed="1"/>
+    <w:lsdException w:name="Body Text" w:semiHidden="1" w:unhideWhenUsed="1"/>
+    <w:lsdException w:name="Body Text Indent" w:semiHidden="1" w:unhideWhenUsed="1"/>
+    <w:lsdException w:name="List Continue" w:semiHidden="1" w:unhideWhenUsed="1"/>
+    <w:lsdException w:name="List Continue 2" w:semiHidden="1" w:unhideWhenUsed="1"/>
+    <w:lsdException w:name="List Continue 3" w:semiHidden="1" w:unhideWhenUsed="1"/>
+    <w:lsdException w:name="List Continue 4" w:semiHidden="1" w:unhideWhenUsed="1"/>
+    <w:lsdException w:name="List Continue 5" w:semiHidden="1" w:unhideWhenUsed="1"/>
+    <w:lsdException w:name="Message Header" w:semiHidden="1" w:unhideWhenUsed="1"/>
+    <w:lsdException w:name="Subtitle" w:uiPriority="11" w:qFormat="1"/>
+    <w:lsdException w:name="Salutation" w:semiHidden="1" w:unhideWhenUsed="1"/>
+    <w:lsdException w:name="Date" w:semiHidden="1" w:unhideWhenUsed="1"/>
+    <w:lsdException w:name="Body Text First Indent" w:semiHidden="1" w:unhideWhenUsed="1"/>
+    <w:lsdException w:name="Body Text First Indent 2" w:semiHidden="1" w:unhideWhenUsed="1"/>
+    <w:lsdException w:name="Note Heading" w:semiHidden="1" w:unhideWhenUsed="1"/>
+    <w:lsdException w:name="Body Text 2" w:semiHidden="1" w:unhideWhenUsed="1"/>
+    <w:lsdException w:name="Body Text 3" w:semiHidden="1" w:unhideWhenUsed="1"/>
+    <w:lsdException w:name="Body Text Indent 2" w:semiHidden="1" w:unhideWhenUsed="1"/>
+    <w:lsdException w:name="Body Text Indent 3" w:semiHidden="1" w:unhideWhenUsed="1"/>
+    <w:lsdException w:name="Block Text" w:semiHidden="1" w:unhideWhenUsed="1"/>
+    <w:lsdException w:name="Hyperlink" w:semiHidden="1" w:unhideWhenUsed="1"/>
+    <w:lsdException w:name="FollowedHyperlink" w:semiHidden="1" w:unhideWhenUsed="1"/>
+    <w:lsdException w:name="Strong" w:uiPriority="22" w:qFormat="1"/>
+    <w:lsdException w:name="Emphasis" w:uiPriority="20" w:qFormat="1"/>
+    <w:lsdException w:name="Document Map" w:semiHidden="1" w:unhideWhenUsed="1"/>
+    <w:lsdException w:name="Plain Text" w:semiHidden="1" w:unhideWhenUsed="1"/>
+    <w:lsdException w:name="E-mail Signature" w:semiHidden="1" w:unhideWhenUsed="1"/>
+    <w:lsdException w:name="HTML Top of Form" w:semiHidden="1" w:unhideWhenUsed="1"/>
+    <w:lsdException w:name="HTML Bottom of Form" w:semiHidden="1" w:unhideWhenUsed="1"/>
+    <w:lsdException w:name="Normal (Web)" w:semiHidden="1" w:unhideWhenUsed="1"/>
+    <w:lsdException w:name="HTML Acronym" w:semiHidden="1" w:unhideWhenUsed="1"/>
+    <w:lsdException w:name="HTML Address" w:semiHidden="1" w:unhideWhenUsed="1"/>
+    <w:lsdException w:name="HTML Cite" w:semiHidden="1" w:unhideWhenUsed="1"/>
+    <w:lsdException w:name="HTML Code" w:semiHidden="1" w:unhideWhenUsed="1"/>
+    <w:lsdException w:name="HTML Definition" w:semiHidden="1" w:unhideWhenUsed="1"/>
+    <w:lsdException w:name="HTML Keyboard" w:semiHidden="1" w:unhideWhenUsed="1"/>
+    <w:lsdException w:name="HTML Preformatted" w:semiHidden="1" w:unhideWhenUsed="1"/>
+    <w:lsdException w:name="HTML Sample" w:semiHidden="1" w:unhideWhenUsed="1"/>
+    <w:lsdException w:name="HTML Typewriter" w:semiHidden="1" w:unhideWhenUsed="1"/>
+    <w:lsdException w:name="HTML Variable" w:semiHidden="1" w:unhideWhenUsed="1"/>
+    <w:lsdException w:name="Normal Table" w:semiHidden="1" w:unhideWhenUsed="1"/>
+    <w:lsdException w:name="annotation subject" w:semiHidden="1" w:unhideWhenUsed="1"/>
+    <w:lsdException w:name="No List" w:semiHidden="1" w:unhideWhenUsed="1"/>
+    <w:lsdException w:name="Outline List 1" w:semiHidden="1" w:unhideWhenUsed="1"/>
+    <w:lsdException w:name="Outline List 2" w:semiHidden="1" w:unhideWhenUsed="1"/>
+    <w:lsdException w:name="Outline List 3" w:semiHidden="1" w:unhideWhenUsed="1"/>
+    <w:lsdException w:name="Table Simple 1" w:semiHidden="1" w:unhideWhenUsed="1"/>
+    <w:lsdException w:name="Table Simple 2" w:semiHidden="1" w:unhideWhenUsed="1"/>
+    <w:lsdException w:name="Table Simple 3" w:semiHidden="1" w:unhideWhenUsed="1"/>
+    <w:lsdException w:name="Table Classic 1" w:semiHidden="1" w:unhideWhenUsed="1"/>
+    <w:lsdException w:name="Table Classic 2" w:semiHidden="1" w:unhideWhenUsed="1"/>
+    <w:lsdException w:name="Table Classic 3" w:semiHidden="1" w:unhideWhenUsed="1"/>
+    <w:lsdException w:name="Table Classic 4" w:semiHidden="1" w:unhideWhenUsed="1"/>
+    <w:lsdException w:name="Table Colorful 1" w:semiHidden="1" w:unhideWhenUsed="1"/>
+    <w:lsdException w:name="Table Colorful 2" w:semiHidden="1" w:unhideWhenUsed="1"/>
+    <w:lsdException w:name="Table Colorful 3" w:semiHidden="1" w:unhideWhenUsed="1"/>
+    <w:lsdException w:name="Table Columns 1" w:semiHidden="1" w:unhideWhenUsed="1"/>
+    <w:lsdException w:name="Table Columns 2" w:semiHidden="1" w:unhideWhenUsed="1"/>
+    <w:lsdException w:name="Table Columns 3" w:semiHidden="1" w:unhideWhenUsed="1"/>
+    <w:lsdException w:name="Table Columns 4" w:semiHidden="1" w:unhideWhenUsed="1"/>
+    <w:lsdException w:name="Table Columns 5" w:semiHidden="1" w:unhideWhenUsed="1"/>
+    <w:lsdException w:name="Table Grid 1" w:semiHidden="1" w:unhideWhenUsed="1"/>
+    <w:lsdException w:name="Table Grid 2" w:semiHidden="1" w:unhideWhenUsed="1"/>
+    <w:lsdException w:name="Table Grid 3" w:semiHidden="1" w:unhideWhenUsed="1"/>
+    <w:lsdException w:name="Table Grid 4" w:semiHidden="1" w:unhideWhenUsed="1"/>
+    <w:lsdException w:name="Table Grid 5" w:semiHidden="1" w:unhideWhenUsed="1"/>
+    <w:lsdException w:name="Table Grid 6" w:semiHidden="1" w:unhideWhenUsed="1"/>
+    <w:lsdException w:name="Table Grid 7" w:semiHidden="1" w:unhideWhenUsed="1"/>
+    <w:lsdException w:name="Table Grid 8" w:semiHidden="1" w:unhideWhenUsed="1"/>
+    <w:lsdException w:name="Table List 1" w:semiHidden="1" w:unhideWhenUsed="1"/>
+    <w:lsdException w:name="Table List 2" w:semiHidden="1" w:unhideWhenUsed="1"/>
+    <w:lsdException w:name="Table List 3" w:semiHidden="1" w:unhideWhenUsed="1"/>
+    <w:lsdException w:name="Table List 4" w:semiHidden="1" w:unhideWhenUsed="1"/>
+    <w:lsdException w:name="Table List 5" w:semiHidden="1" w:unhideWhenUsed="1"/>
+    <w:lsdException w:name="Table List 6" w:semiHidden="1" w:unhideWhenUsed="1"/>
+    <w:lsdException w:name="Table List 7" w:semiHidden="1" w:unhideWhenUsed="1"/>
+    <w:lsdException w:name="Table List 8" w:semiHidden="1" w:unhideWhenUsed="1"/>
+    <w:lsdException w:name="Table 3D effects 1" w:semiHidden="1" w:unhideWhenUsed="1"/>
+    <w:lsdException w:name="Table 3D effects 2" w:semiHidden="1" w:unhideWhenUsed="1"/>
+    <w:lsdException w:name="Table 3D effects 3" w:semiHidden="1" w:unhideWhenUsed="1"/>
+    <w:lsdException w:name="Table Contemporary" w:semiHidden="1" w:unhideWhenUsed="1"/>
+    <w:lsdException w:name="Table Elegant" w:semiHidden="1" w:unhideWhenUsed="1"/>
+    <w:lsdException w:name="Table Professional" w:semiHidden="1" w:unhideWhenUsed="1"/>
+    <w:lsdException w:name="Table Subtle 1" w:semiHidden="1" w:unhideWhenUsed="1"/>
+    <w:lsdException w:name="Table Subtle 2" w:semiHidden="1" w:unhideWhenUsed="1"/>
+    <w:lsdException w:name="Table Web 1" w:semiHidden="1" w:unhideWhenUsed="1"/>
+    <w:lsdException w:name="Table Web 2" w:semiHidden="1" w:unhideWhenUsed="1"/>
+    <w:lsdException w:name="Table Web 3" w:semiHidden="1" w:unhideWhenUsed="1"/>
+    <w:lsdException w:name="Balloon Text" w:semiHidden="1" w:unhideWhenUsed="1"/>
+    <w:lsdException w:name="Table Grid" w:uiPriority="39"/>
+    <w:lsdException w:name="Table Theme" w:semiHidden="1" w:unhideWhenUsed="1"/>
+    <w:lsdException w:name="Placeholder Text" w:semiHidden="1"/>
+    <w:lsdException w:name="No Spacing" w:uiPriority="1" w:qFormat="1"/>
+    <w:lsdException w:name="Light Shading" w:uiPriority="60"/>
+    <w:lsdException w:name="Light List" w:uiPriority="61"/>
+    <w:lsdException w:name="Light Grid" w:uiPriority="62"/>
+    <w:lsdException w:name="Medium Shading 1" w:uiPriority="63"/>
+    <w:lsdException w:name="Medium Shading 2" w:uiPriority="64"/>
+    <w:lsdException w:name="Medium List 1" w:uiPriority="65"/>
+    <w:lsdException w:name="Medium List 2" w:uiPriority="66"/>
+    <w:lsdException w:name="Medium Grid 1" w:uiPriority="67"/>
+    <w:lsdException w:name="Medium Grid 2" w:uiPriority="68"/>
+    <w:lsdException w:name="Medium Grid 3" w:uiPriority="69"/>
+    <w:lsdException w:name="Dark List" w:uiPriority="70"/>
+    <w:lsdException w:name="Colorful Shading" w:uiPriority="71"/>
+    <w:lsdException w:name="Colorful List" w:uiPriority="72"/>
+    <w:lsdException w:name="Colorful Grid" w:uiPriority="73"/>
+    <w:lsdException w:name="Light Shading Accent 1" w:uiPriority="60"/>
+    <w:lsdException w:name="Light List Accent 1" w:uiPriority="61"/>
+    <w:lsdException w:name="Light Grid Accent 1" w:uiPriority="62"/>
+    <w:lsdException w:name="Medium Shading 1 Accent 1" w:uiPriority="63"/>
+    <w:lsdException w:name="Medium Shading 2 Accent 1" w:uiPriority="64"/>
+    <w:lsdException w:name="Medium List 1 Accent 1" w:uiPriority="65"/>
+    <w:lsdException w:name="Revision" w:semiHidden="1"/>
+    <w:lsdException w:name="List Paragraph" w:uiPriority="34" w:qFormat="1"/>
+    <w:lsdException w:name="Quote" w:uiPriority="29" w:qFormat="1"/>
+    <w:lsdException w:name="Intense Quote" w:uiPriority="30" w:qFormat="1"/>
+    <w:lsdException w:name="Medium List 2 Accent 1" w:uiPriority="66"/>
+    <w:lsdException w:name="Medium Grid 1 Accent 1" w:uiPriority="67"/>
+    <w:lsdException w:name="Medium Grid 2 Accent 1" w:uiPriority="68"/>
+    <w:lsdException w:name="Medium Grid 3 Accent 1" w:uiPriority="69"/>
+    <w:lsdException w:name="Dark List Accent 1" w:uiPriority="70"/>
+    <w:lsdException w:name="Colorful Shading Accent 1" w:uiPriority="71"/>
+    <w:lsdException w:name="Colorful List Accent 1" w:uiPriority="72"/>
+    <w:lsdException w:name="Colorful Grid Accent 1" w:uiPriority="73"/>
+    <w:lsdException w:name="Light Shading Accent 2" w:uiPriority="60"/>
+    <w:lsdException w:name="Light List Accent 2" w:uiPriority="61"/>
+    <w:lsdException w:name="Light Grid Accent 2" w:uiPriority="62"/>
+    <w:lsdException w:name="Medium Shading 1 Accent 2" w:uiPriority="63"/>
+    <w:lsdException w:name="Medium Shading 2 Accent 2" w:uiPriority="64"/>
+    <w:lsdException w:name="Medium List 1 Accent 2" w:uiPriority="65"/>
+    <w:lsdException w:name="Medium List 2 Accent 2" w:uiPriority="66"/>
+    <w:lsdException w:name="Medium Grid 1 Accent 2" w:uiPriority="67"/>
+    <w:lsdException w:name="Medium Grid 2 Accent 2" w:uiPriority="68"/>
+    <w:lsdException w:name="Medium Grid 3 Accent 2" w:uiPriority="69"/>
+    <w:lsdException w:name="Dark List Accent 2" w:uiPriority="70"/>
+    <w:lsdException w:name="Colorful Shading Accent 2" w:uiPriority="71"/>
+    <w:lsdException w:name="Colorful List Accent 2" w:uiPriority="72"/>
+    <w:lsdException w:name="Colorful Grid Accent 2" w:uiPriority="73"/>
+    <w:lsdException w:name="Light Shading Accent 3" w:uiPriority="60"/>
+    <w:lsdException w:name="Light List Accent 3" w:uiPriority="61"/>
+    <w:lsdException w:name="Light Grid Accent 3" w:uiPriority="62"/>
+    <w:lsdException w:name="Medium Shading 1 Accent 3" w:uiPriority="63"/>
+    <w:lsdException w:name="Medium Shading 2 Accent 3" w:uiPriority="64"/>
+    <w:lsdException w:name="Medium List 1 Accent 3" w:uiPriority="65"/>
+    <w:lsdException w:name="Medium List 2 Accent 3" w:uiPriority="66"/>
+    <w:lsdException w:name="Medium Grid 1 Accent 3" w:uiPriority="67"/>
+    <w:lsdException w:name="Medium Grid 2 Accent 3" w:uiPriority="68"/>
+    <w:lsdException w:name="Medium Grid 3 Accent 3" w:uiPriority="69"/>
+    <w:lsdException w:name="Dark List Accent 3" w:uiPriority="70"/>
+    <w:lsdException w:name="Colorful Shading Accent 3" w:uiPriority="71"/>
+    <w:lsdException w:name="Colorful List Accent 3" w:uiPriority="72"/>
+    <w:lsdException w:name="Colorful Grid Accent 3" w:uiPriority="73"/>
+    <w:lsdException w:name="Light Shading Accent 4" w:uiPriority="60"/>
+    <w:lsdException w:name="Light List Accent 4" w:uiPriority="61"/>
+    <w:lsdException w:name="Light Grid Accent 4" w:uiPriority="62"/>
+    <w:lsdException w:name="Medium Shading 1 Accent 4" w:uiPriority="63"/>
+    <w:lsdException w:name="Medium Shading 2 Accent 4" w:uiPriority="64"/>
+    <w:lsdException w:name="Medium List 1 Accent 4" w:uiPriority="65"/>
+    <w:lsdException w:name="Medium List 2 Accent 4" w:uiPriority="66"/>
+    <w:lsdException w:name="Medium Grid 1 Accent 4" w:uiPriority="67"/>
+    <w:lsdException w:name="Medium Grid 2 Accent 4" w:uiPriority="68"/>
+    <w:lsdException w:name="Medium Grid 3 Accent 4" w:uiPriority="69"/>
+    <w:lsdException w:name="Dark List Accent 4" w:uiPriority="70"/>
+    <w:lsdException w:name="Colorful Shading Accent 4" w:uiPriority="71"/>
+    <w:lsdException w:name="Colorful List Accent 4" w:uiPriority="72"/>
+    <w:lsdException w:name="Colorful Grid Accent 4" w:uiPriority="73"/>
+    <w:lsdException w:name="Light Shading Accent 5" w:uiPriority="60"/>
+    <w:lsdException w:name="Light List Accent 5" w:uiPriority="61"/>
+    <w:lsdException w:name="Light Grid Accent 5" w:uiPriority="62"/>
+    <w:lsdException w:name="Medium Shading 1 Accent 5" w:uiPriority="63"/>
+    <w:lsdException w:name="Medium Shading 2 Accent 5" w:uiPriority="64"/>
+    <w:lsdException w:name="Medium List 1 Accent 5" w:uiPriority="65"/>
+    <w:lsdException w:name="Medium List 2 Accent 5" w:uiPriority="66"/>
+    <w:lsdException w:name="Medium Grid 1 Accent 5" w:uiPriority="67"/>
+    <w:lsdException w:name="Medium Grid 2 Accent 5" w:uiPriority="68"/>
+    <w:lsdException w:name="Medium Grid 3 Accent 5" w:uiPriority="69"/>
+    <w:lsdException w:name="Dark List Accent 5" w:uiPriority="70"/>
+    <w:lsdException w:name="Colorful Shading Accent 5" w:uiPriority="71"/>
+    <w:lsdException w:name="Colorful List Accent 5" w:uiPriority="72"/>
+    <w:lsdException w:name="Colorful Grid Accent 5" w:uiPriority="73"/>
+    <w:lsdException w:name="Light Shading Accent 6" w:uiPriority="60"/>
+    <w:lsdException w:name="Light List Accent 6" w:uiPriority="61"/>
+    <w:lsdException w:name="Light Grid Accent 6" w:uiPriority="62"/>
+    <w:lsdException w:name="Medium Shading 1 Accent 6" w:uiPriority="63"/>
+    <w:lsdException w:name="Medium Shading 2 Accent 6" w:uiPriority="64"/>
+    <w:lsdException w:name="Medium List 1 Accent 6" w:uiPriority="65"/>
+    <w:lsdException w:name="Medium List 2 Accent 6" w:uiPriority="66"/>
+    <w:lsdException w:name="Medium Grid 1 Accent 6" w:uiPriority="67"/>
+    <w:lsdException w:name="Medium Grid 2 Accent 6" w:uiPriority="68"/>
+    <w:lsdException w:name="Medium Grid 3 Accent 6" w:uiPriority="69"/>
+    <w:lsdException w:name="Dark List Accent 6" w:uiPriority="70"/>
+    <w:lsdException w:name="Colorful Shading Accent 6" w:uiPriority="71"/>
+    <w:lsdException w:name="Colorful List Accent 6" w:uiPriority="72"/>
+    <w:lsdException w:name="Colorful Grid Accent 6" w:uiPriority="73"/>
+    <w:lsdException w:name="Subtle Emphasis" w:uiPriority="19" w:qFormat="1"/>
+    <w:lsdException w:name="Intense Emphasis" w:uiPriority="21" w:qFormat="1"/>
+    <w:lsdException w:name="Subtle Reference" w:uiPriority="31" w:qFormat="1"/>
+    <w:lsdException w:name="Intense Reference" w:uiPriority="32" w:qFormat="1"/>
+    <w:lsdException w:name="Book Title" w:uiPriority="33" w:qFormat="1"/>
+    <w:lsdException w:name="Bibliography" w:semiHidden="1" w:uiPriority="37" w:unhideWhenUsed="1"/>
+    <w:lsdException w:name="TOC Heading" w:semiHidden="1" w:uiPriority="39" w:unhideWhenUsed="1" w:qFormat="1"/>
+    <w:lsdException w:name="Plain Table 1" w:uiPriority="41"/>
+    <w:lsdException w:name="Plain Table 2" w:uiPriority="42"/>
+    <w:lsdException w:name="Plain Table 3" w:uiPriority="43"/>
+    <w:lsdException w:name="Plain Table 4" w:uiPriority="44"/>
+    <w:lsdException w:name="Plain Table 5" w:uiPriority="45"/>
+    <w:lsdException w:name="Grid Table Light" w:uiPriority="40"/>
+    <w:lsdException w:name="Grid Table 1 Light" w:uiPriority="46"/>
+    <w:lsdException w:name="Grid Table 2" w:uiPriority="47"/>
+    <w:lsdException w:name="Grid Table 3" w:uiPriority="48"/>
+    <w:lsdException w:name="Grid Table 4" w:uiPriority="49"/>
+    <w:lsdException w:name="Grid Table 5 Dark" w:uiPriority="50"/>
+    <w:lsdException w:name="Grid Table 6 Colorful" w:uiPriority="51"/>
+    <w:lsdException w:name="Grid Table 7 Colorful" w:uiPriority="52"/>
+    <w:lsdException w:name="Grid Table 1 Light Accent 1" w:uiPriority="46"/>
+    <w:lsdException w:name="Grid Table 2 Accent 1" w:uiPriority="47"/>
+    <w:lsdException w:name="Grid Table 3 Accent 1" w:uiPriority="48"/>
+    <w:lsdException w:name="Grid Table 4 Accent 1" w:uiPriority="49"/>
+    <w:lsdException w:name="Grid Table 5 Dark Accent 1" w:uiPriority="50"/>
+    <w:lsdException w:name="Grid Table 6 Colorful Accent 1" w:uiPriority="51"/>
+    <w:lsdException w:name="Grid Table 7 Colorful Accent 1" w:uiPriority="52"/>
+    <w:lsdException w:name="Grid Table 1 Light Accent 2" w:uiPriority="46"/>
+    <w:lsdException w:name="Grid Table 2 Accent 2" w:uiPriority="47"/>
+    <w:lsdException w:name="Grid Table 3 Accent 2" w:uiPriority="48"/>
+    <w:lsdException w:name="Grid Table 4 Accent 2" w:uiPriority="49"/>
+    <w:lsdException w:name="Grid Table 5 Dark Accent 2" w:uiPriority="50"/>
+    <w:lsdException w:name="Grid Table 6 Colorful Accent 2" w:uiPriority="51"/>
+    <w:lsdException w:name="Grid Table 7 Colorful Accent 2" w:uiPriority="52"/>
+    <w:lsdException w:name="Grid Table 1 Light Accent 3" w:uiPriority="46"/>
+    <w:lsdException w:name="Grid Table 2 Accent 3" w:uiPriority="47"/>
+    <w:lsdException w:name="Grid Table 3 Accent 3" w:uiPriority="48"/>
+    <w:lsdException w:name="Grid Table 4 Accent 3" w:uiPriority="49"/>
+    <w:lsdException w:name="Grid Table 5 Dark Accent 3" w:uiPriority="50"/>
+    <w:lsdException w:name="Grid Table 6 Colorful Accent 3" w:uiPriority="51"/>
+    <w:lsdException w:name="Grid Table 7 Colorful Accent 3" w:uiPriority="52"/>
+    <w:lsdException w:name="Grid Table 1 Light Accent 4" w:uiPriority="46"/>
+    <w:lsdException w:name="Grid Table 2 Accent 4" w:uiPriority="47"/>
+    <w:lsdException w:name="Grid Table 3 Accent 4" w:uiPriority="48"/>
+    <w:lsdException w:name="Grid Table 4 Accent 4" w:uiPriority="49"/>
+    <w:lsdException w:name="Grid Table 5 Dark Accent 4" w:uiPriority="50"/>
+    <w:lsdException w:name="Grid Table 6 Colorful Accent 4" w:uiPriority="51"/>
+    <w:lsdException w:name="Grid Table 7 Colorful Accent 4" w:uiPriority="52"/>
+    <w:lsdException w:name="Grid Table 1 Light Accent 5" w:uiPriority="46"/>
+    <w:lsdException w:name="Grid Table 2 Accent 5" w:uiPriority="47"/>
+    <w:lsdException w:name="Grid Table 3 Accent 5" w:uiPriority="48"/>
+    <w:lsdException w:name="Grid Table 4 Accent 5" w:uiPriority="49"/>
+    <w:lsdException w:name="Grid Table 5 Dark Accent 5" w:uiPriority="50"/>
+    <w:lsdException w:name="Grid Table 6 Colorful Accent 5" w:uiPriority="51"/>
+    <w:lsdException w:name="Grid Table 7 Colorful Accent 5" w:uiPriority="52"/>
+    <w:lsdException w:name="Grid Table 1 Light Accent 6" w:uiPriority="46"/>
+    <w:lsdException w:name="Grid Table 2 Accent 6" w:uiPriority="47"/>
+    <w:lsdException w:name="Grid Table 3 Accent 6" w:uiPriority="48"/>
+    <w:lsdException w:name="Grid Table 4 Accent 6" w:uiPriority="49"/>
+    <w:lsdException w:name="Grid Table 5 Dark Accent 6" w:uiPriority="50"/>
+    <w:lsdException w:name="Grid Table 6 Colorful Accent 6" w:uiPriority="51"/>
+    <w:lsdException w:name="Grid Table 7 Colorful Accent 6" w:uiPriority="52"/>
+    <w:lsdException w:name="List Table 1 Light" w:uiPriority="46"/>
+    <w:lsdException w:name="List Table 2" w:uiPriority="47"/>
+    <w:lsdException w:name="List Table 3" w:uiPriority="48"/>
+    <w:lsdException w:name="List Table 4" w:uiPriority="49"/>
+    <w:lsdException w:name="List Table 5 Dark" w:uiPriority="50"/>
+    <w:lsdException w:name="List Table 6 Colorful" w:uiPriority="51"/>
+    <w:lsdException w:name="List Table 7 Colorful" w:uiPriority="52"/>
+    <w:lsdException w:name="List Table 1 Light Accent 1" w:uiPriority="46"/>
+    <w:lsdException w:name="List Table 2 Accent 1" w:uiPriority="47"/>
+    <w:lsdException w:name="List Table 3 Accent 1" w:uiPriority="48"/>
+    <w:lsdException w:name="List Table 4 Accent 1" w:uiPriority="49"/>
+    <w:lsdException w:name="List Table 5 Dark Accent 1" w:uiPriority="50"/>
+    <w:lsdException w:name="List Table 6 Colorful Accent 1" w:uiPriority="51"/>
+    <w:lsdException w:name="List Table 7 Colorful Accent 1" w:uiPriority="52"/>
+    <w:lsdException w:name="List Table 1 Light Accent 2" w:uiPriority="46"/>
+    <w:lsdException w:name="List Table 2 Accent 2" w:uiPriority="47"/>
+    <w:lsdException w:name="List Table 3 Accent 2" w:uiPriority="48"/>
+    <w:lsdException w:name="List Table 4 Accent 2" w:uiPriority="49"/>
+    <w:lsdException w:name="List Table 5 Dark Accent 2" w:uiPriority="50"/>
+    <w:lsdException w:name="List Table 6 Colorful Accent 2" w:uiPriority="51"/>
+    <w:lsdException w:name="List Table 7 Colorful Accent 2" w:uiPriority="52"/>
+    <w:lsdException w:name="List Table 1 Light Accent 3" w:uiPriority="46"/>
+    <w:lsdException w:name="List Table 2 Accent 3" w:uiPriority="47"/>
+    <w:lsdException w:name="List Table 3 Accent 3" w:uiPriority="48"/>
+    <w:lsdException w:name="List Table 4 Accent 3" w:uiPriority="49"/>
+    <w:lsdException w:name="List Table 5 Dark Accent 3" w:uiPriority="50"/>
+    <w:lsdException w:name="List Table 6 Colorful Accent 3" w:uiPriority="51"/>
+    <w:lsdException w:name="List Table 7 Colorful Accent 3" w:uiPriority="52"/>
+    <w:lsdException w:name="List Table 1 Light Accent 4" w:uiPriority="46"/>
+    <w:lsdException w:name="List Table 2 Accent 4" w:uiPriority="47"/>
+    <w:lsdException w:name="List Table 3 Accent 4" w:uiPriority="48"/>
+    <w:lsdException w:name="List Table 4 Accent 4" w:uiPriority="49"/>
+    <w:lsdException w:name="List Table 5 Dark Accent 4" w:uiPriority="50"/>
+    <w:lsdException w:name="List Table 6 Colorful Accent 4" w:uiPriority="51"/>
+    <w:lsdException w:name="List Table 7 Colorful Accent 4" w:uiPriority="52"/>
+    <w:lsdException w:name="List Table 1 Light Accent 5" w:uiPriority="46"/>
+    <w:lsdException w:name="List Table 2 Accent 5" w:uiPriority="47"/>
+    <w:lsdException w:name="List Table 3 Accent 5" w:uiPriority="48"/>
+    <w:lsdException w:name="List Table 4 Accent 5" w:uiPriority="49"/>
+    <w:lsdException w:name="List Table 5 Dark Accent 5" w:uiPriority="50"/>
+    <w:lsdException w:name="List Table 6 Colorful Accent 5" w:uiPriority="51"/>
+    <w:lsdException w:name="List Table 7 Colorful Accent 5" w:uiPriority="52"/>
+    <w:lsdException w:name="List Table 1 Light Accent 6" w:uiPriority="46"/>
+    <w:lsdException w:name="List Table 2 Accent 6" w:uiPriority="47"/>
+    <w:lsdException w:name="List Table 3 Accent 6" w:uiPriority="48"/>
+    <w:lsdException w:name="List Table 4 Accent 6" w:uiPriority="49"/>
+    <w:lsdException w:name="List Table 5 Dark Accent 6" w:uiPriority="50"/>
+    <w:lsdException w:name="List Table 6 Colorful Accent 6" w:uiPriority="51"/>
+    <w:lsdException w:name="List Table 7 Colorful Accent 6" w:uiPriority="52"/>
+    <w:lsdException w:name="Mention" w:semiHidden="1" w:unhideWhenUsed="1"/>
+    <w:lsdException w:name="Smart Hyperlink" w:semiHidden="1" w:unhideWhenUsed="1"/>
+    <w:lsdException w:name="Hashtag" w:semiHidden="1" w:unhideWhenUsed="1"/>
+    <w:lsdException w:name="Unresolved Mention" w:semiHidden="1" w:unhideWhenUsed="1"/>
+    <w:lsdException w:name="Smart Link" w:semiHidden="1" w:unhideWhenUsed="1"/>
+  </w:latentStyles>
+  <w:style w:type="paragraph" w:default="1" w:styleId="Normal">
+    <w:name w:val="Normal"/>
+    <w:qFormat/>
+  </w:style>
+  <w:style w:type="character" w:default="1" w:styleId="DefaultParagraphFont">
+    <w:name w:val="Default Paragraph Font"/>
+    <w:uiPriority w:val="1"/>
+    <w:semiHidden/>
+    <w:unhideWhenUsed/>
+  </w:style>
+  <w:style w:type="table" w:default="1" w:styleId="TableNormal">
+    <w:name w:val="Normal Table"/>
+    <w:uiPriority w:val="99"/>
+    <w:semiHidden/>
+    <w:unhideWhenUsed/>
+    <w:tblPr>
+      <w:tblInd w:w="0" w:type="dxa"/>
+      <w:tblCellMar>
+        <w:top w:w="0" w:type="dxa"/>
+        <w:left w:w="108" w:type="dxa"/>
+        <w:bottom w:w="0" w:type="dxa"/>
+        <w:right w:w="108" w:type="dxa"/>
+      </w:tblCellMar>
+    </w:tblPr>
+  </w:style>
+  <w:style w:type="numbering" w:default="1" w:styleId="NoList">
+    <w:name w:val="No List"/>
+    <w:uiPriority w:val="99"/>
+    <w:semiHidden/>
+    <w:unhideWhenUsed/>
+  </w:style>
+</w:styles>
+</file>
+
+<file path=word/theme/theme1.xml><?xml version="1.0" encoding="utf-8"?>
+<a:theme xmlns:a="http://schemas.openxmlformats.org/drawingml/2006/main" name="Office Theme">
+  <a:themeElements>
+    <a:clrScheme name="Office">
+      <a:dk1>
+        <a:sysClr val="windowText" lastClr="000000"/>
+      </a:dk1>
+      <a:lt1>
+        <a:sysClr val="window" lastClr="FFFFFF"/>
+      </a:lt1>
+      <a:dk2>
+        <a:srgbClr val="0E2841"/>
+      </a:dk2>
+      <a:lt2>
+        <a:srgbClr val="E8E8E8"/>
+      </a:lt2>
+      <a:accent1>
+        <a:srgbClr val="156082"/>
+      </a:accent1>
+      <a:accent2>
+        <a:srgbClr val="E97132"/>
+      </a:accent2>
+      <a:accent3>
+        <a:srgbClr val="196B24"/>
+      </a:accent3>
+      <a:accent4>
+        <a:srgbClr val="0F9ED5"/>
+      </a:accent4>
+      <a:accent5>
+        <a:srgbClr val="A02B93"/>
+      </a:accent5>
+      <a:accent6>
+        <a:srgbClr val="4EA72E"/>
+      </a:accent6>
+      <a:hlink>
+        <a:srgbClr val="467886"/>
+      </a:hlink>
+      <a:folHlink>
+        <a:srgbClr val="96607D"/>
+      </a:folHlink>
+    </a:clrScheme>
+    <a:fontScheme name="Office">
+      <a:majorFont>
+        <a:latin typeface="Aptos Display" panose="02110004020202020204"/>
+        <a:ea typeface=""/>
+        <a:cs typeface=""/>
+        <a:font script="Jpan" typeface="游ゴシック Light"/>
+        <a:font script="Hang" typeface="맑은 고딕"/>
+        <a:font script="Hans" typeface="等线 Light"/>
+        <a:font script="Hant" typeface="新細明體"/>
+        <a:font script="Arab" typeface="Times New Roman"/>
+        <a:font script="Hebr" typeface="Times New Roman"/>
+        <a:font script="Thai" typeface="Angsana New"/>
+        <a:font script="Ethi" typeface="Nyala"/>
+        <a:font script="Beng" typeface="Vrinda"/>
+        <a:font script="Gujr" typeface="Shruti"/>
+        <a:font script="Khmr" typeface="MoolBoran"/>
+        <a:font script="Knda" typeface="Tunga"/>
+        <a:font script="Guru" typeface="Raavi"/>
+        <a:font script="Cans" typeface="Euphemia"/>
+        <a:font script="Cher" typeface="Plantagenet Cherokee"/>
+        <a:font script="Yiii" typeface="Microsoft Yi Baiti"/>
+        <a:font script="Tibt" typeface="Microsoft Himalaya"/>
+        <a:font script="Thaa" typeface="MV Boli"/>
+        <a:font script="Deva" typeface="Mangal"/>
+        <a:font script="Telu" typeface="Gautami"/>
+        <a:font script="Taml" typeface="Latha"/>
+        <a:font script="Syrc" typeface="Estrangelo Edessa"/>
+        <a:font script="Orya" typeface="Kalinga"/>
+        <a:font script="Mlym" typeface="Kartika"/>
+        <a:font script="Laoo" typeface="DokChampa"/>
+        <a:font script="Sinh" typeface="Iskoola Pota"/>
+        <a:font script="Mong" typeface="Mongolian Baiti"/>
+        <a:font script="Viet" typeface="Times New Roman"/>
+        <a:font script="Uigh" typeface="Microsoft Uighur"/>
+        <a:font script="Geor" typeface="Sylfaen"/>
+        <a:font script="Armn" typeface="Arial"/>
+        <a:font script="Bugi" typeface="Leelawadee UI"/>
+        <a:font script="Bopo" typeface="Microsoft JhengHei"/>
+        <a:font script="Java" typeface="Javanese Text"/>
+        <a:font script="Lisu" typeface="Segoe UI"/>
+        <a:font script="Mymr" typeface="Myanmar Text"/>
+        <a:font script="Nkoo" typeface="Ebrima"/>
+        <a:font script="Olck" typeface="Nirmala UI"/>
+        <a:font script="Osma" typeface="Ebrima"/>
+        <a:font script="Phag" typeface="Phagspa"/>
+        <a:font script="Syrn" typeface="Estrangelo Edessa"/>
+        <a:font script="Syrj" typeface="Estrangelo Edessa"/>
+        <a:font script="Syre" typeface="Estrangelo Edessa"/>
+        <a:font script="Sora" typeface="Nirmala UI"/>
+        <a:font script="Tale" typeface="Microsoft Tai Le"/>
+        <a:font script="Talu" typeface="Microsoft New Tai Lue"/>
+        <a:font script="Tfng" typeface="Ebrima"/>
+      </a:majorFont>
+      <a:minorFont>
+        <a:latin typeface="Aptos" panose="02110004020202020204"/>
+        <a:ea typeface=""/>
+        <a:cs typeface=""/>
+        <a:font script="Jpan" typeface="游明朝"/>
+        <a:font script="Hang" typeface="맑은 고딕"/>
+        <a:font script="Hans" typeface="等线"/>
+        <a:font script="Hant" typeface="新細明體"/>
+        <a:font script="Arab" typeface="Arial"/>
+        <a:font script="Hebr" typeface="Arial"/>
+        <a:font script="Thai" typeface="Cordia New"/>
+        <a:font script="Ethi" typeface="Nyala"/>
+        <a:font script="Beng" typeface="Vrinda"/>
+        <a:font script="Gujr" typeface="Shruti"/>
+        <a:font script="Khmr" typeface="DaunPenh"/>
+        <a:font script="Knda" typeface="Tunga"/>
+        <a:font script="Guru" typeface="Raavi"/>
+        <a:font script="Cans" typeface="Euphemia"/>
+        <a:font script="Cher" typeface="Plantagenet Cherokee"/>
+        <a:font script="Yiii" typeface="Microsoft Yi Baiti"/>
+        <a:font script="Tibt" typeface="Microsoft Himalaya"/>
+        <a:font script="Thaa" typeface="MV Boli"/>
+        <a:font script="Deva" typeface="Mangal"/>
+        <a:font script="Telu" typeface="Gautami"/>
+        <a:font script="Taml" typeface="Latha"/>
+        <a:font script="Syrc" typeface="Estrangelo Edessa"/>
+        <a:font script="Orya" typeface="Kalinga"/>
+        <a:font script="Mlym" typeface="Kartika"/>
+        <a:font script="Laoo" typeface="DokChampa"/>
+        <a:font script="Sinh" typeface="Iskoola Pota"/>
+        <a:font script="Mong" typeface="Mongolian Baiti"/>
+        <a:font script="Viet" typeface="Arial"/>
+        <a:font script="Uigh" typeface="Microsoft Uighur"/>
+        <a:font script="Geor" typeface="Sylfaen"/>
+        <a:font script="Armn" typeface="Arial"/>
+        <a:font script="Bugi" typeface="Leelawadee UI"/>
+        <a:font script="Bopo" typeface="Microsoft JhengHei"/>
+        <a:font script="Java" typeface="Javanese Text"/>
+        <a:font script="Lisu" typeface="Segoe UI"/>
+        <a:font script="Mymr" typeface="Myanmar Text"/>
+        <a:font script="Nkoo" typeface="Ebrima"/>
+        <a:font script="Olck" typeface="Nirmala UI"/>
+        <a:font script="Osma" typeface="Ebrima"/>
+        <a:font script="Phag" typeface="Phagspa"/>
+        <a:font script="Syrn" typeface="Estrangelo Edessa"/>
+        <a:font script="Syrj" typeface="Estrangelo Edessa"/>
+        <a:font script="Syre" typeface="Estrangelo Edessa"/>
+        <a:font script="Sora" typeface="Nirmala UI"/>
+        <a:font script="Tale" typeface="Microsoft Tai Le"/>
+        <a:font script="Talu" typeface="Microsoft New Tai Lue"/>
+        <a:font script="Tfng" typeface="Ebrima"/>
+      </a:minorFont>
+    </a:fontScheme>
+    <a:fmtScheme name="Office">
+      <a:fillStyleLst>
+        <a:solidFill>
+          <a:schemeClr val="phClr"/>
+        </a:solidFill>
+        <a:gradFill rotWithShape="1">
+          <a:gsLst>
+            <a:gs pos="0">
+              <a:schemeClr val="phClr">
+                <a:lumMod val="110000"/>
+                <a:satMod val="105000"/>
+                <a:tint val="67000"/>
+              </a:schemeClr>
+            </a:gs>
+            <a:gs pos="50000">
+              <a:schemeClr val="phClr">
+                <a:lumMod val="105000"/>
+                <a:satMod val="103000"/>
+                <a:tint val="73000"/>
+              </a:schemeClr>
+            </a:gs>
+            <a:gs pos="100000">
+              <a:schemeClr val="phClr">
+                <a:lumMod val="105000"/>
+                <a:satMod val="109000"/>
+                <a:tint val="81000"/>
+              </a:schemeClr>
+            </a:gs>
+          </a:gsLst>
+          <a:lin ang="5400000" scaled="0"/>
+        </a:gradFill>
+        <a:gradFill rotWithShape="1">
+          <a:gsLst>
+            <a:gs pos="0">
+              <a:schemeClr val="phClr">
+                <a:satMod val="103000"/>
+                <a:lumMod val="102000"/>
+                <a:tint val="94000"/>
+              </a:schemeClr>
+            </a:gs>
+            <a:gs pos="50000">
+              <a:schemeClr val="phClr">
+                <a:satMod val="110000"/>
+                <a:lumMod val="100000"/>
+                <a:shade val="100000"/>
+              </a:schemeClr>
+            </a:gs>
+            <a:gs pos="100000">
+              <a:schemeClr val="phClr">
+                <a:lumMod val="99000"/>
+                <a:satMod val="120000"/>
+                <a:shade val="78000"/>
+              </a:schemeClr>
+            </a:gs>
+          </a:gsLst>
+          <a:lin ang="5400000" scaled="0"/>
+        </a:gradFill>
+      </a:fillStyleLst>
+      <a:lnStyleLst>
+        <a:ln w="12700" cap="flat" cmpd="sng" algn="ctr">
+          <a:solidFill>
+            <a:schemeClr val="phClr"/>
+          </a:solidFill>
+          <a:prstDash val="solid"/>
+          <a:miter lim="800000"/>
+        </a:ln>
+        <a:ln w="19050" cap="flat" cmpd="sng" algn="ctr">
+          <a:solidFill>
+            <a:schemeClr val="phClr"/>
+          </a:solidFill>
+          <a:prstDash val="solid"/>
+          <a:miter lim="800000"/>
+        </a:ln>
+        <a:ln w="25400" cap="flat" cmpd="sng" algn="ctr">
+          <a:solidFill>
+            <a:schemeClr val="phClr"/>
+          </a:solidFill>
+          <a:prstDash val="solid"/>
+          <a:miter lim="800000"/>
+        </a:ln>
+      </a:lnStyleLst>
+      <a:effectStyleLst>
+        <a:effectStyle>
+          <a:effectLst/>
+        </a:effectStyle>
+        <a:effectStyle>
+          <a:effectLst/>
+        </a:effectStyle>
+        <a:effectStyle>
+          <a:effectLst>
+            <a:outerShdw blurRad="57150" dist="19050" dir="5400000" algn="ctr" rotWithShape="0">
+              <a:srgbClr val="000000">
+                <a:alpha val="63000"/>
+              </a:srgbClr>
+            </a:outerShdw>
+          </a:effectLst>
+        </a:effectStyle>
+      </a:effectStyleLst>
+      <a:bgFillStyleLst>
+        <a:solidFill>
+          <a:schemeClr val="phClr"/>
+        </a:solidFill>
+        <a:solidFill>
+          <a:schemeClr val="phClr">
+            <a:tint val="95000"/>
+            <a:satMod val="170000"/>
+          </a:schemeClr>
+        </a:solidFill>
+        <a:gradFill rotWithShape="1">
+          <a:gsLst>
+            <a:gs pos="0">
+              <a:schemeClr val="phClr">
+                <a:tint val="93000"/>
+                <a:satMod val="150000"/>
+                <a:shade val="98000"/>
+                <a:lumMod val="102000"/>
+              </a:schemeClr>
+            </a:gs>
+            <a:gs pos="50000">
+              <a:schemeClr val="phClr">
+                <a:tint val="98000"/>
+                <a:satMod val="130000"/>
+                <a:shade val="90000"/>
+                <a:lumMod val="103000"/>
+              </a:schemeClr>
+            </a:gs>
+            <a:gs pos="100000">
+              <a:schemeClr val="phClr">
+                <a:shade val="63000"/>
+                <a:satMod val="120000"/>
+              </a:schemeClr>
+            </a:gs>
+          </a:gsLst>
+          <a:lin ang="5400000" scaled="0"/>
+        </a:gradFill>
+      </a:bgFillStyleLst>
+    </a:fmtScheme>
+  </a:themeElements>
+  <a:objectDefaults>
+    <a:lnDef>
+      <a:spPr/>
+      <a:bodyPr/>
+      <a:lstStyle/>
+      <a:style>
+        <a:lnRef idx="2">
+          <a:schemeClr val="accent1"/>
+        </a:lnRef>
+        <a:fillRef idx="0">
+          <a:schemeClr val="accent1"/>
+        </a:fillRef>
+        <a:effectRef idx="1">
+          <a:schemeClr val="accent1"/>
+        </a:effectRef>
+        <a:fontRef idx="minor">
+          <a:schemeClr val="tx1"/>
+        </a:fontRef>
+      </a:style>
+    </a:lnDef>
+  </a:objectDefaults>
+  <a:extraClrSchemeLst/>
+  <a:extLst>
+    <a:ext uri="{05A4C25C-085E-4340-85A3-A5531E510DB2}">
+      <thm15:themeFamily xmlns:thm15="http://schemas.microsoft.com/office/thememl/2012/main" name="Office Theme" id="{2E142A2C-CD16-42D6-873A-C26D2A0506FA}" vid="{1BDDFF52-6CD6-40A5-AB3C-68EB2F1E4D0A}"/>
+    </a:ext>
+  </a:extLst>
+</a:theme>
 </file>